--- a/Document/Yêu cầu hệ thống.docx
+++ b/Document/Yêu cầu hệ thống.docx
@@ -7,28 +7,6 @@
         <w:jc w:val="center"/>
         <w:rPr>
           <w:rFonts w:ascii="Times New Roman" w:hAnsi="Times New Roman" w:cs="Times New Roman"/>
-          <w:sz w:val="44"/>
-          <w:szCs w:val="44"/>
-        </w:rPr>
-      </w:pPr>
-      <w:r>
-        <w:rPr>
-          <w:rFonts w:ascii="Times New Roman" w:hAnsi="Times New Roman" w:cs="Times New Roman"/>
-          <w:sz w:val="44"/>
-          <w:szCs w:val="44"/>
-        </w:rPr>
-        <w:t>Yêu cầu hệ thống</w:t>
-      </w:r>
-    </w:p>
-    <w:p>
-      <w:pPr>
-        <w:pStyle w:val="ListParagraph"/>
-        <w:numPr>
-          <w:ilvl w:val="0"/>
-          <w:numId w:val="2"/>
-        </w:numPr>
-        <w:rPr>
-          <w:rFonts w:ascii="Times New Roman" w:hAnsi="Times New Roman" w:cs="Times New Roman"/>
           <w:b/>
           <w:bCs/>
           <w:sz w:val="32"/>
@@ -43,7 +21,7 @@
           <w:sz w:val="32"/>
           <w:szCs w:val="32"/>
         </w:rPr>
-        <w:t xml:space="preserve">Đối với khách hàng (Customer): </w:t>
+        <w:t>Yêu cầu hệ thống</w:t>
       </w:r>
     </w:p>
     <w:p>
@@ -51,32 +29,25 @@
         <w:pStyle w:val="ListParagraph"/>
         <w:numPr>
           <w:ilvl w:val="0"/>
-          <w:numId w:val="3"/>
+          <w:numId w:val="7"/>
         </w:numPr>
-        <w:ind w:left="1080"/>
-        <w:rPr>
-          <w:rFonts w:ascii="Times New Roman" w:hAnsi="Times New Roman" w:cs="Times New Roman"/>
-          <w:sz w:val="28"/>
-          <w:szCs w:val="28"/>
-        </w:rPr>
-      </w:pPr>
-      <w:r>
         <w:rPr>
           <w:rFonts w:ascii="Times New Roman" w:hAnsi="Times New Roman" w:cs="Times New Roman"/>
           <w:b/>
           <w:bCs/>
-          <w:sz w:val="28"/>
-          <w:szCs w:val="28"/>
-        </w:rPr>
-        <w:t>Quản lý tài khoản:</w:t>
-      </w:r>
-      <w:r>
-        <w:rPr>
-          <w:rFonts w:ascii="Times New Roman" w:hAnsi="Times New Roman" w:cs="Times New Roman"/>
-          <w:sz w:val="28"/>
-          <w:szCs w:val="28"/>
-        </w:rPr>
-        <w:t xml:space="preserve"> Đăng ký, đăng nhập (hỗ trợ qua Google/Facebook), khôi phục mật khẩu, cập nhật hồ sơ cá nhân.</w:t>
+          <w:sz w:val="26"/>
+          <w:szCs w:val="26"/>
+        </w:rPr>
+      </w:pPr>
+      <w:r>
+        <w:rPr>
+          <w:rFonts w:ascii="Times New Roman" w:hAnsi="Times New Roman" w:cs="Times New Roman"/>
+          <w:b/>
+          <w:bCs/>
+          <w:sz w:val="26"/>
+          <w:szCs w:val="26"/>
+        </w:rPr>
+        <w:t>Mục đích và phạm vi của hệ thống</w:t>
       </w:r>
     </w:p>
     <w:p>
@@ -84,92 +55,23 @@
         <w:pStyle w:val="ListParagraph"/>
         <w:numPr>
           <w:ilvl w:val="0"/>
-          <w:numId w:val="3"/>
+          <w:numId w:val="8"/>
         </w:numPr>
-        <w:ind w:left="1080"/>
-        <w:rPr>
-          <w:rFonts w:ascii="Times New Roman" w:hAnsi="Times New Roman" w:cs="Times New Roman"/>
-          <w:sz w:val="28"/>
-          <w:szCs w:val="28"/>
-        </w:rPr>
-      </w:pPr>
-      <w:r>
-        <w:rPr>
-          <w:rFonts w:ascii="Times New Roman" w:hAnsi="Times New Roman" w:cs="Times New Roman"/>
-          <w:b/>
-          <w:bCs/>
-          <w:sz w:val="28"/>
-          <w:szCs w:val="28"/>
-        </w:rPr>
-        <w:t>Tìm kiếm</w:t>
-      </w:r>
-      <w:r>
-        <w:rPr>
-          <w:rFonts w:ascii="Times New Roman" w:hAnsi="Times New Roman" w:cs="Times New Roman"/>
-          <w:b/>
-          <w:bCs/>
-          <w:sz w:val="28"/>
-          <w:szCs w:val="28"/>
-        </w:rPr>
-        <w:t>,</w:t>
-      </w:r>
-      <w:r>
-        <w:rPr>
-          <w:rFonts w:ascii="Times New Roman" w:hAnsi="Times New Roman" w:cs="Times New Roman"/>
-          <w:b/>
-          <w:bCs/>
-          <w:sz w:val="28"/>
-          <w:szCs w:val="28"/>
-        </w:rPr>
-        <w:t xml:space="preserve"> </w:t>
-      </w:r>
-      <w:r>
-        <w:rPr>
-          <w:rFonts w:ascii="Times New Roman" w:hAnsi="Times New Roman" w:cs="Times New Roman"/>
-          <w:b/>
-          <w:bCs/>
-          <w:sz w:val="28"/>
-          <w:szCs w:val="28"/>
-        </w:rPr>
-        <w:t>l</w:t>
-      </w:r>
-      <w:r>
-        <w:rPr>
-          <w:rFonts w:ascii="Times New Roman" w:hAnsi="Times New Roman" w:cs="Times New Roman"/>
-          <w:b/>
-          <w:bCs/>
-          <w:sz w:val="28"/>
-          <w:szCs w:val="28"/>
-        </w:rPr>
-        <w:t xml:space="preserve">ọc </w:t>
-      </w:r>
-      <w:r>
-        <w:rPr>
-          <w:rFonts w:ascii="Times New Roman" w:hAnsi="Times New Roman" w:cs="Times New Roman"/>
-          <w:b/>
-          <w:bCs/>
-          <w:sz w:val="28"/>
-          <w:szCs w:val="28"/>
-        </w:rPr>
-        <w:t>t</w:t>
-      </w:r>
-      <w:r>
-        <w:rPr>
-          <w:rFonts w:ascii="Times New Roman" w:hAnsi="Times New Roman" w:cs="Times New Roman"/>
-          <w:b/>
-          <w:bCs/>
-          <w:sz w:val="28"/>
-          <w:szCs w:val="28"/>
-        </w:rPr>
-        <w:t>our:</w:t>
-      </w:r>
-      <w:r>
-        <w:rPr>
-          <w:rFonts w:ascii="Times New Roman" w:hAnsi="Times New Roman" w:cs="Times New Roman"/>
-          <w:sz w:val="28"/>
-          <w:szCs w:val="28"/>
-        </w:rPr>
-        <w:t xml:space="preserve"> Tìm kiếm theo từ khóa (địa điểm, tên tour), bộ lọc đa dạng (khoảng giá, thời lượng ngày/đêm, ngày khởi hành, loại tour: gia đình, mạo hiểm, nghỉ dưỡng).</w:t>
+        <w:ind w:left="993" w:hanging="284"/>
+        <w:jc w:val="both"/>
+        <w:rPr>
+          <w:rFonts w:ascii="Times New Roman" w:hAnsi="Times New Roman" w:cs="Times New Roman"/>
+          <w:sz w:val="26"/>
+          <w:szCs w:val="26"/>
+        </w:rPr>
+      </w:pPr>
+      <w:r>
+        <w:rPr>
+          <w:rFonts w:ascii="Times New Roman" w:hAnsi="Times New Roman" w:cs="Times New Roman"/>
+          <w:sz w:val="26"/>
+          <w:szCs w:val="26"/>
+        </w:rPr>
+        <w:t>Mục đích: Phần mềm hỗ trợ quản lý đặt tour du lịch cho một công ty du lịch</w:t>
       </w:r>
     </w:p>
     <w:p>
@@ -177,52 +79,23 @@
         <w:pStyle w:val="ListParagraph"/>
         <w:numPr>
           <w:ilvl w:val="0"/>
-          <w:numId w:val="3"/>
+          <w:numId w:val="8"/>
         </w:numPr>
-        <w:ind w:left="1080"/>
-        <w:rPr>
-          <w:rFonts w:ascii="Times New Roman" w:hAnsi="Times New Roman" w:cs="Times New Roman"/>
-          <w:sz w:val="28"/>
-          <w:szCs w:val="28"/>
-        </w:rPr>
-      </w:pPr>
-      <w:r>
-        <w:rPr>
-          <w:rFonts w:ascii="Times New Roman" w:hAnsi="Times New Roman" w:cs="Times New Roman"/>
-          <w:b/>
-          <w:bCs/>
-          <w:sz w:val="28"/>
-          <w:szCs w:val="28"/>
-        </w:rPr>
-        <w:t xml:space="preserve">Xem chi tiết </w:t>
-      </w:r>
-      <w:r>
-        <w:rPr>
-          <w:rFonts w:ascii="Times New Roman" w:hAnsi="Times New Roman" w:cs="Times New Roman"/>
-          <w:b/>
-          <w:bCs/>
-          <w:sz w:val="28"/>
-          <w:szCs w:val="28"/>
-        </w:rPr>
-        <w:t>t</w:t>
-      </w:r>
-      <w:r>
-        <w:rPr>
-          <w:rFonts w:ascii="Times New Roman" w:hAnsi="Times New Roman" w:cs="Times New Roman"/>
-          <w:b/>
-          <w:bCs/>
-          <w:sz w:val="28"/>
-          <w:szCs w:val="28"/>
-        </w:rPr>
-        <w:t>our:</w:t>
-      </w:r>
-      <w:r>
-        <w:rPr>
-          <w:rFonts w:ascii="Times New Roman" w:hAnsi="Times New Roman" w:cs="Times New Roman"/>
-          <w:sz w:val="28"/>
-          <w:szCs w:val="28"/>
-        </w:rPr>
-        <w:t xml:space="preserve"> Hiển thị thông tin mô tả, lịch trình từng ngày, chính sách giá (trẻ em, người lớn), hình ảnh/video, chính sách hoàn/hủy và đánh giá (review) từ khách hàng trước.</w:t>
+        <w:ind w:left="993" w:hanging="284"/>
+        <w:jc w:val="both"/>
+        <w:rPr>
+          <w:rFonts w:ascii="Times New Roman" w:hAnsi="Times New Roman" w:cs="Times New Roman"/>
+          <w:sz w:val="26"/>
+          <w:szCs w:val="26"/>
+        </w:rPr>
+      </w:pPr>
+      <w:r>
+        <w:rPr>
+          <w:rFonts w:ascii="Times New Roman" w:hAnsi="Times New Roman" w:cs="Times New Roman"/>
+          <w:sz w:val="26"/>
+          <w:szCs w:val="26"/>
+        </w:rPr>
+        <w:t>Phạm vi: Phần mềm dạng website, cho phép khách hàng và nhân viên có thẩm quyền sử dụng.</w:t>
       </w:r>
     </w:p>
     <w:p>
@@ -230,52 +103,25 @@
         <w:pStyle w:val="ListParagraph"/>
         <w:numPr>
           <w:ilvl w:val="0"/>
-          <w:numId w:val="3"/>
+          <w:numId w:val="7"/>
         </w:numPr>
-        <w:ind w:left="1080"/>
-        <w:rPr>
-          <w:rFonts w:ascii="Times New Roman" w:hAnsi="Times New Roman" w:cs="Times New Roman"/>
-          <w:sz w:val="28"/>
-          <w:szCs w:val="28"/>
-        </w:rPr>
-      </w:pPr>
-      <w:r>
         <w:rPr>
           <w:rFonts w:ascii="Times New Roman" w:hAnsi="Times New Roman" w:cs="Times New Roman"/>
           <w:b/>
           <w:bCs/>
-          <w:sz w:val="28"/>
-          <w:szCs w:val="28"/>
-        </w:rPr>
-        <w:t>Đặt chỗ</w:t>
-      </w:r>
+          <w:sz w:val="26"/>
+          <w:szCs w:val="26"/>
+        </w:rPr>
+      </w:pPr>
       <w:r>
         <w:rPr>
           <w:rFonts w:ascii="Times New Roman" w:hAnsi="Times New Roman" w:cs="Times New Roman"/>
           <w:b/>
           <w:bCs/>
-          <w:sz w:val="28"/>
-          <w:szCs w:val="28"/>
-        </w:rPr>
-        <w:t>, t</w:t>
-      </w:r>
-      <w:r>
-        <w:rPr>
-          <w:rFonts w:ascii="Times New Roman" w:hAnsi="Times New Roman" w:cs="Times New Roman"/>
-          <w:b/>
-          <w:bCs/>
-          <w:sz w:val="28"/>
-          <w:szCs w:val="28"/>
-        </w:rPr>
-        <w:t>hanh toán:</w:t>
-      </w:r>
-      <w:r>
-        <w:rPr>
-          <w:rFonts w:ascii="Times New Roman" w:hAnsi="Times New Roman" w:cs="Times New Roman"/>
-          <w:sz w:val="28"/>
-          <w:szCs w:val="28"/>
-        </w:rPr>
-        <w:t xml:space="preserve"> </w:t>
+          <w:sz w:val="26"/>
+          <w:szCs w:val="26"/>
+        </w:rPr>
+        <w:t>Mô tả hoạt động nghiệp vụ</w:t>
       </w:r>
     </w:p>
     <w:p>
@@ -283,38 +129,27 @@
         <w:pStyle w:val="ListParagraph"/>
         <w:numPr>
           <w:ilvl w:val="0"/>
-          <w:numId w:val="4"/>
+          <w:numId w:val="9"/>
         </w:numPr>
-        <w:ind w:left="1440"/>
-        <w:rPr>
-          <w:rFonts w:ascii="Times New Roman" w:hAnsi="Times New Roman" w:cs="Times New Roman"/>
-          <w:sz w:val="28"/>
-          <w:szCs w:val="28"/>
-        </w:rPr>
-      </w:pPr>
-      <w:r>
-        <w:rPr>
-          <w:rFonts w:ascii="Times New Roman" w:hAnsi="Times New Roman" w:cs="Times New Roman"/>
-          <w:sz w:val="28"/>
-          <w:szCs w:val="28"/>
-        </w:rPr>
-        <w:t xml:space="preserve">Nhập số lượng khách, </w:t>
-      </w:r>
-      <w:r>
-        <w:rPr>
-          <w:rFonts w:ascii="Times New Roman" w:hAnsi="Times New Roman" w:cs="Times New Roman"/>
-          <w:sz w:val="28"/>
-          <w:szCs w:val="28"/>
-        </w:rPr>
-        <w:t>ghi chú(nếu có)</w:t>
-      </w:r>
-      <w:r>
-        <w:rPr>
-          <w:rFonts w:ascii="Times New Roman" w:hAnsi="Times New Roman" w:cs="Times New Roman"/>
-          <w:sz w:val="28"/>
-          <w:szCs w:val="28"/>
-        </w:rPr>
-        <w:t>.</w:t>
+        <w:tabs>
+          <w:tab w:val="clear" w:pos="1070"/>
+          <w:tab w:val="num" w:pos="1080"/>
+        </w:tabs>
+        <w:ind w:left="1080"/>
+        <w:jc w:val="both"/>
+        <w:rPr>
+          <w:rFonts w:ascii="Times New Roman" w:hAnsi="Times New Roman" w:cs="Times New Roman"/>
+          <w:sz w:val="26"/>
+          <w:szCs w:val="26"/>
+        </w:rPr>
+      </w:pPr>
+      <w:r>
+        <w:rPr>
+          <w:rFonts w:ascii="Times New Roman" w:hAnsi="Times New Roman" w:cs="Times New Roman"/>
+          <w:sz w:val="26"/>
+          <w:szCs w:val="26"/>
+        </w:rPr>
+        <w:t>Khách hàng và nhân viên công ty có thẩm quyền được sử dụng phần mềm: Quản lý, quản trị hệ thống, nhân viên, hướng dẫn viên</w:t>
       </w:r>
     </w:p>
     <w:p>
@@ -322,22 +157,27 @@
         <w:pStyle w:val="ListParagraph"/>
         <w:numPr>
           <w:ilvl w:val="0"/>
-          <w:numId w:val="4"/>
+          <w:numId w:val="9"/>
         </w:numPr>
-        <w:ind w:left="1440"/>
-        <w:rPr>
-          <w:rFonts w:ascii="Times New Roman" w:hAnsi="Times New Roman" w:cs="Times New Roman"/>
-          <w:sz w:val="28"/>
-          <w:szCs w:val="28"/>
-        </w:rPr>
-      </w:pPr>
-      <w:r>
-        <w:rPr>
-          <w:rFonts w:ascii="Times New Roman" w:hAnsi="Times New Roman" w:cs="Times New Roman"/>
-          <w:sz w:val="28"/>
-          <w:szCs w:val="28"/>
-        </w:rPr>
-        <w:t>Tích hợp mã giảm giá (Voucher/Coupon).</w:t>
+        <w:tabs>
+          <w:tab w:val="clear" w:pos="1070"/>
+          <w:tab w:val="num" w:pos="1080"/>
+        </w:tabs>
+        <w:ind w:left="1080"/>
+        <w:jc w:val="both"/>
+        <w:rPr>
+          <w:rFonts w:ascii="Times New Roman" w:hAnsi="Times New Roman" w:cs="Times New Roman"/>
+          <w:sz w:val="26"/>
+          <w:szCs w:val="26"/>
+        </w:rPr>
+      </w:pPr>
+      <w:r>
+        <w:rPr>
+          <w:rFonts w:ascii="Times New Roman" w:hAnsi="Times New Roman" w:cs="Times New Roman"/>
+          <w:sz w:val="26"/>
+          <w:szCs w:val="26"/>
+        </w:rPr>
+        <w:t>Tất cả người dùng có thể thực hiện các chức năng:</w:t>
       </w:r>
     </w:p>
     <w:p>
@@ -345,22 +185,22 @@
         <w:pStyle w:val="ListParagraph"/>
         <w:numPr>
           <w:ilvl w:val="0"/>
-          <w:numId w:val="4"/>
+          <w:numId w:val="26"/>
         </w:numPr>
-        <w:ind w:left="1440"/>
-        <w:rPr>
-          <w:rFonts w:ascii="Times New Roman" w:hAnsi="Times New Roman" w:cs="Times New Roman"/>
-          <w:sz w:val="28"/>
-          <w:szCs w:val="28"/>
-        </w:rPr>
-      </w:pPr>
-      <w:r>
-        <w:rPr>
-          <w:rFonts w:ascii="Times New Roman" w:hAnsi="Times New Roman" w:cs="Times New Roman"/>
-          <w:sz w:val="28"/>
-          <w:szCs w:val="28"/>
-        </w:rPr>
-        <w:t>Thanh toán đa phương thức (Thẻ tín dụng, ATM nội địa, Ví điện tử như MoMo/VNPay).</w:t>
+        <w:jc w:val="both"/>
+        <w:rPr>
+          <w:rFonts w:ascii="Times New Roman" w:hAnsi="Times New Roman" w:cs="Times New Roman"/>
+          <w:sz w:val="26"/>
+          <w:szCs w:val="26"/>
+        </w:rPr>
+      </w:pPr>
+      <w:r>
+        <w:rPr>
+          <w:rFonts w:ascii="Times New Roman" w:hAnsi="Times New Roman" w:cs="Times New Roman"/>
+          <w:sz w:val="26"/>
+          <w:szCs w:val="26"/>
+        </w:rPr>
+        <w:t>Đăng nhập để thực hiện các hoạt động nghiệp vụ của mình </w:t>
       </w:r>
     </w:p>
     <w:p>
@@ -368,71 +208,22 @@
         <w:pStyle w:val="ListParagraph"/>
         <w:numPr>
           <w:ilvl w:val="0"/>
-          <w:numId w:val="6"/>
+          <w:numId w:val="26"/>
         </w:numPr>
-        <w:rPr>
-          <w:rFonts w:ascii="Times New Roman" w:hAnsi="Times New Roman" w:cs="Times New Roman"/>
-          <w:sz w:val="28"/>
-          <w:szCs w:val="28"/>
-        </w:rPr>
-      </w:pPr>
-      <w:r>
-        <w:rPr>
-          <w:rFonts w:ascii="Times New Roman" w:hAnsi="Times New Roman" w:cs="Times New Roman"/>
-          <w:b/>
-          <w:bCs/>
-          <w:sz w:val="28"/>
-          <w:szCs w:val="28"/>
-        </w:rPr>
-        <w:t>Đánh giá tour:</w:t>
-      </w:r>
-      <w:r>
-        <w:rPr>
-          <w:rFonts w:ascii="Times New Roman" w:hAnsi="Times New Roman" w:cs="Times New Roman"/>
-          <w:sz w:val="28"/>
-          <w:szCs w:val="28"/>
-        </w:rPr>
-        <w:t xml:space="preserve"> </w:t>
-      </w:r>
-      <w:r>
-        <w:rPr>
-          <w:rFonts w:ascii="Times New Roman" w:hAnsi="Times New Roman" w:cs="Times New Roman"/>
-          <w:sz w:val="28"/>
-          <w:szCs w:val="28"/>
-        </w:rPr>
-        <w:t>Thêm, sửa, xóa đ</w:t>
-      </w:r>
-      <w:r>
-        <w:rPr>
-          <w:rFonts w:ascii="Times New Roman" w:hAnsi="Times New Roman" w:cs="Times New Roman"/>
-          <w:sz w:val="28"/>
-          <w:szCs w:val="28"/>
-        </w:rPr>
-        <w:t xml:space="preserve">ánh giá </w:t>
-      </w:r>
-      <w:r>
-        <w:rPr>
-          <w:rFonts w:ascii="Times New Roman" w:hAnsi="Times New Roman" w:cs="Times New Roman"/>
-          <w:sz w:val="28"/>
-          <w:szCs w:val="28"/>
-        </w:rPr>
-        <w:t xml:space="preserve">về </w:t>
-      </w:r>
-      <w:r>
-        <w:rPr>
-          <w:rFonts w:ascii="Times New Roman" w:hAnsi="Times New Roman" w:cs="Times New Roman"/>
-          <w:sz w:val="28"/>
-          <w:szCs w:val="28"/>
-        </w:rPr>
-        <w:t>các tour đã tham gia</w:t>
-      </w:r>
-      <w:r>
-        <w:rPr>
-          <w:rFonts w:ascii="Times New Roman" w:hAnsi="Times New Roman" w:cs="Times New Roman"/>
-          <w:sz w:val="28"/>
-          <w:szCs w:val="28"/>
-        </w:rPr>
-        <w:t>.</w:t>
+        <w:jc w:val="both"/>
+        <w:rPr>
+          <w:rFonts w:ascii="Times New Roman" w:hAnsi="Times New Roman" w:cs="Times New Roman"/>
+          <w:sz w:val="26"/>
+          <w:szCs w:val="26"/>
+        </w:rPr>
+      </w:pPr>
+      <w:r>
+        <w:rPr>
+          <w:rFonts w:ascii="Times New Roman" w:hAnsi="Times New Roman" w:cs="Times New Roman"/>
+          <w:sz w:val="26"/>
+          <w:szCs w:val="26"/>
+        </w:rPr>
+        <w:t>Sau khi đăng nhập có thể thay đổi thông tin cá nhân</w:t>
       </w:r>
     </w:p>
     <w:p>
@@ -440,40 +231,22 @@
         <w:pStyle w:val="ListParagraph"/>
         <w:numPr>
           <w:ilvl w:val="0"/>
-          <w:numId w:val="3"/>
+          <w:numId w:val="26"/>
         </w:numPr>
-        <w:ind w:left="1080"/>
-        <w:rPr>
-          <w:rFonts w:ascii="Times New Roman" w:hAnsi="Times New Roman" w:cs="Times New Roman"/>
-          <w:sz w:val="28"/>
-          <w:szCs w:val="28"/>
-        </w:rPr>
-      </w:pPr>
-      <w:r>
-        <w:rPr>
-          <w:rFonts w:ascii="Times New Roman" w:hAnsi="Times New Roman" w:cs="Times New Roman"/>
-          <w:b/>
-          <w:bCs/>
-          <w:sz w:val="28"/>
-          <w:szCs w:val="28"/>
-        </w:rPr>
-        <w:t>Quản lý lịch sử chuyến đi:</w:t>
-      </w:r>
-      <w:r>
-        <w:rPr>
-          <w:rFonts w:ascii="Times New Roman" w:hAnsi="Times New Roman" w:cs="Times New Roman"/>
-          <w:sz w:val="28"/>
-          <w:szCs w:val="28"/>
-        </w:rPr>
-        <w:t xml:space="preserve"> Xem danh sách các tour đã đặt, trạng thái thanh toán, lấy mã vé, yêu cầu hủy/đổi lịch</w:t>
-      </w:r>
-      <w:r>
-        <w:rPr>
-          <w:rFonts w:ascii="Times New Roman" w:hAnsi="Times New Roman" w:cs="Times New Roman"/>
-          <w:sz w:val="28"/>
-          <w:szCs w:val="28"/>
-        </w:rPr>
-        <w:t>.</w:t>
+        <w:jc w:val="both"/>
+        <w:rPr>
+          <w:rFonts w:ascii="Times New Roman" w:hAnsi="Times New Roman" w:cs="Times New Roman"/>
+          <w:sz w:val="26"/>
+          <w:szCs w:val="26"/>
+        </w:rPr>
+      </w:pPr>
+      <w:r>
+        <w:rPr>
+          <w:rFonts w:ascii="Times New Roman" w:hAnsi="Times New Roman" w:cs="Times New Roman"/>
+          <w:sz w:val="26"/>
+          <w:szCs w:val="26"/>
+        </w:rPr>
+        <w:t>Khi xong việc hoặc hết ca làm phải đăng xuất khỏi hệ thống</w:t>
       </w:r>
     </w:p>
     <w:p>
@@ -481,25 +254,173 @@
         <w:pStyle w:val="ListParagraph"/>
         <w:numPr>
           <w:ilvl w:val="0"/>
-          <w:numId w:val="2"/>
+          <w:numId w:val="11"/>
         </w:numPr>
-        <w:rPr>
-          <w:rFonts w:ascii="Times New Roman" w:hAnsi="Times New Roman" w:cs="Times New Roman"/>
-          <w:b/>
-          <w:bCs/>
-          <w:sz w:val="32"/>
-          <w:szCs w:val="32"/>
-        </w:rPr>
-      </w:pPr>
-      <w:r>
-        <w:rPr>
-          <w:rFonts w:ascii="Times New Roman" w:hAnsi="Times New Roman" w:cs="Times New Roman"/>
-          <w:b/>
-          <w:bCs/>
-          <w:sz w:val="32"/>
-          <w:szCs w:val="32"/>
-        </w:rPr>
-        <w:t>Đối với quản trị viên (Admin):</w:t>
+        <w:tabs>
+          <w:tab w:val="clear" w:pos="720"/>
+          <w:tab w:val="num" w:pos="1080"/>
+        </w:tabs>
+        <w:ind w:left="1080"/>
+        <w:jc w:val="both"/>
+        <w:rPr>
+          <w:rFonts w:ascii="Times New Roman" w:hAnsi="Times New Roman" w:cs="Times New Roman"/>
+          <w:sz w:val="26"/>
+          <w:szCs w:val="26"/>
+        </w:rPr>
+      </w:pPr>
+      <w:r>
+        <w:rPr>
+          <w:rFonts w:ascii="Times New Roman" w:hAnsi="Times New Roman" w:cs="Times New Roman"/>
+          <w:sz w:val="26"/>
+          <w:szCs w:val="26"/>
+        </w:rPr>
+        <w:t>Khách hàng(Customer) có thể thực hiện các chức năng:</w:t>
+      </w:r>
+    </w:p>
+    <w:p>
+      <w:pPr>
+        <w:pStyle w:val="ListParagraph"/>
+        <w:numPr>
+          <w:ilvl w:val="1"/>
+          <w:numId w:val="11"/>
+        </w:numPr>
+        <w:jc w:val="both"/>
+        <w:rPr>
+          <w:rFonts w:ascii="Times New Roman" w:hAnsi="Times New Roman" w:cs="Times New Roman"/>
+          <w:sz w:val="26"/>
+          <w:szCs w:val="26"/>
+        </w:rPr>
+      </w:pPr>
+      <w:r>
+        <w:rPr>
+          <w:rFonts w:ascii="Times New Roman" w:hAnsi="Times New Roman" w:cs="Times New Roman"/>
+          <w:sz w:val="26"/>
+          <w:szCs w:val="26"/>
+        </w:rPr>
+        <w:t>Tìm kiếm và lọc tour: Tìm kiếm tour theo điểm đến, ngày khởi hành, khoảng giá, hoặc loại hình (nghỉ dưỡng, mạo hiểm, gia đình).</w:t>
+      </w:r>
+    </w:p>
+    <w:p>
+      <w:pPr>
+        <w:pStyle w:val="ListParagraph"/>
+        <w:numPr>
+          <w:ilvl w:val="1"/>
+          <w:numId w:val="11"/>
+        </w:numPr>
+        <w:jc w:val="both"/>
+        <w:rPr>
+          <w:rFonts w:ascii="Times New Roman" w:hAnsi="Times New Roman" w:cs="Times New Roman"/>
+          <w:sz w:val="26"/>
+          <w:szCs w:val="26"/>
+        </w:rPr>
+      </w:pPr>
+      <w:r>
+        <w:rPr>
+          <w:rFonts w:ascii="Times New Roman" w:hAnsi="Times New Roman" w:cs="Times New Roman"/>
+          <w:sz w:val="26"/>
+          <w:szCs w:val="26"/>
+        </w:rPr>
+        <w:t>Xem chi tiết tour: Xem lịch trình từng ngày, hình ảnh, chính sách giá, các điều khoản bao gồm.</w:t>
+      </w:r>
+    </w:p>
+    <w:p>
+      <w:pPr>
+        <w:pStyle w:val="ListParagraph"/>
+        <w:numPr>
+          <w:ilvl w:val="1"/>
+          <w:numId w:val="11"/>
+        </w:numPr>
+        <w:jc w:val="both"/>
+        <w:rPr>
+          <w:rFonts w:ascii="Times New Roman" w:hAnsi="Times New Roman" w:cs="Times New Roman"/>
+          <w:sz w:val="26"/>
+          <w:szCs w:val="26"/>
+        </w:rPr>
+      </w:pPr>
+      <w:r>
+        <w:rPr>
+          <w:rFonts w:ascii="Times New Roman" w:hAnsi="Times New Roman" w:cs="Times New Roman"/>
+          <w:sz w:val="26"/>
+          <w:szCs w:val="26"/>
+        </w:rPr>
+        <w:t>Đặt tour: Nhập số lượng người (người lớn, trẻ em), chọn ngày đi, ghi chú(nếu cần).</w:t>
+      </w:r>
+    </w:p>
+    <w:p>
+      <w:pPr>
+        <w:pStyle w:val="ListParagraph"/>
+        <w:numPr>
+          <w:ilvl w:val="1"/>
+          <w:numId w:val="11"/>
+        </w:numPr>
+        <w:jc w:val="both"/>
+        <w:rPr>
+          <w:rFonts w:ascii="Times New Roman" w:hAnsi="Times New Roman" w:cs="Times New Roman"/>
+          <w:sz w:val="26"/>
+          <w:szCs w:val="26"/>
+        </w:rPr>
+      </w:pPr>
+      <w:r>
+        <w:rPr>
+          <w:rFonts w:ascii="Times New Roman" w:hAnsi="Times New Roman" w:cs="Times New Roman"/>
+          <w:sz w:val="26"/>
+          <w:szCs w:val="26"/>
+        </w:rPr>
+        <w:t>Thanh toán: Chọn phương thức thanh toán (thẻ tín dụng, chuyển khoản, ví điện tử) và thực hiện giao dịch (tương tác với Cổng thanh toán).</w:t>
+      </w:r>
+    </w:p>
+    <w:p>
+      <w:pPr>
+        <w:pStyle w:val="ListParagraph"/>
+        <w:numPr>
+          <w:ilvl w:val="1"/>
+          <w:numId w:val="11"/>
+        </w:numPr>
+        <w:jc w:val="both"/>
+        <w:rPr>
+          <w:rFonts w:ascii="Times New Roman" w:hAnsi="Times New Roman" w:cs="Times New Roman"/>
+          <w:sz w:val="26"/>
+          <w:szCs w:val="26"/>
+        </w:rPr>
+      </w:pPr>
+      <w:r>
+        <w:rPr>
+          <w:rFonts w:ascii="Times New Roman" w:hAnsi="Times New Roman" w:cs="Times New Roman"/>
+          <w:sz w:val="26"/>
+          <w:szCs w:val="26"/>
+        </w:rPr>
+        <w:t>Xem lịch sử Booking: Xem lịch sử đặt tour, tải vé điện tử, yêu cầu hủy tour</w:t>
+      </w:r>
+      <w:r>
+        <w:rPr>
+          <w:rFonts w:ascii="Times New Roman" w:hAnsi="Times New Roman" w:cs="Times New Roman"/>
+          <w:sz w:val="26"/>
+          <w:szCs w:val="26"/>
+        </w:rPr>
+        <w:t>.</w:t>
+      </w:r>
+    </w:p>
+    <w:p>
+      <w:pPr>
+        <w:pStyle w:val="ListParagraph"/>
+        <w:numPr>
+          <w:ilvl w:val="1"/>
+          <w:numId w:val="11"/>
+        </w:numPr>
+        <w:jc w:val="both"/>
+        <w:rPr>
+          <w:rFonts w:ascii="Times New Roman" w:hAnsi="Times New Roman" w:cs="Times New Roman"/>
+          <w:sz w:val="26"/>
+          <w:szCs w:val="26"/>
+        </w:rPr>
+      </w:pPr>
+      <w:r>
+        <w:rPr>
+          <w:rFonts w:ascii="Times New Roman" w:hAnsi="Times New Roman" w:cs="Times New Roman"/>
+          <w:sz w:val="26"/>
+          <w:szCs w:val="26"/>
+        </w:rPr>
+        <w:t>Đánh giá: Viết review và chấm điểm tour sau khi chuyến đi kết thúc.</w:t>
       </w:r>
     </w:p>
     <w:p>
@@ -507,39 +428,188 @@
         <w:pStyle w:val="ListParagraph"/>
         <w:numPr>
           <w:ilvl w:val="0"/>
-          <w:numId w:val="5"/>
+          <w:numId w:val="18"/>
         </w:numPr>
-        <w:rPr>
-          <w:rFonts w:ascii="Times New Roman" w:hAnsi="Times New Roman" w:cs="Times New Roman"/>
-          <w:sz w:val="28"/>
-          <w:szCs w:val="28"/>
-        </w:rPr>
-      </w:pPr>
-      <w:r>
-        <w:rPr>
-          <w:rFonts w:ascii="Times New Roman" w:hAnsi="Times New Roman" w:cs="Times New Roman"/>
-          <w:b/>
-          <w:bCs/>
-          <w:sz w:val="28"/>
-          <w:szCs w:val="28"/>
-        </w:rPr>
-        <w:t>Quản lý khách hàng:</w:t>
-      </w:r>
-      <w:r>
-        <w:rPr>
-          <w:rFonts w:ascii="Times New Roman" w:hAnsi="Times New Roman" w:cs="Times New Roman"/>
-          <w:sz w:val="28"/>
-          <w:szCs w:val="28"/>
-        </w:rPr>
-        <w:t xml:space="preserve"> Xem thông tin</w:t>
-      </w:r>
-      <w:r>
-        <w:rPr>
-          <w:rFonts w:ascii="Times New Roman" w:hAnsi="Times New Roman" w:cs="Times New Roman"/>
-          <w:sz w:val="28"/>
-          <w:szCs w:val="28"/>
-        </w:rPr>
-        <w:t>, xóa khách hàng</w:t>
+        <w:tabs>
+          <w:tab w:val="clear" w:pos="720"/>
+          <w:tab w:val="num" w:pos="1080"/>
+        </w:tabs>
+        <w:ind w:left="1080"/>
+        <w:jc w:val="both"/>
+        <w:rPr>
+          <w:rFonts w:ascii="Times New Roman" w:hAnsi="Times New Roman" w:cs="Times New Roman"/>
+          <w:sz w:val="26"/>
+          <w:szCs w:val="26"/>
+        </w:rPr>
+      </w:pPr>
+      <w:r>
+        <w:rPr>
+          <w:rFonts w:ascii="Times New Roman" w:hAnsi="Times New Roman" w:cs="Times New Roman"/>
+          <w:sz w:val="26"/>
+          <w:szCs w:val="26"/>
+        </w:rPr>
+        <w:t>Người quản lý(Manager) có thể thực hiện các chức năng:</w:t>
+      </w:r>
+    </w:p>
+    <w:p>
+      <w:pPr>
+        <w:pStyle w:val="ListParagraph"/>
+        <w:numPr>
+          <w:ilvl w:val="1"/>
+          <w:numId w:val="18"/>
+        </w:numPr>
+        <w:jc w:val="both"/>
+        <w:rPr>
+          <w:rFonts w:ascii="Times New Roman" w:hAnsi="Times New Roman" w:cs="Times New Roman"/>
+          <w:sz w:val="26"/>
+          <w:szCs w:val="26"/>
+        </w:rPr>
+      </w:pPr>
+      <w:r>
+        <w:rPr>
+          <w:rFonts w:ascii="Times New Roman" w:hAnsi="Times New Roman" w:cs="Times New Roman"/>
+          <w:sz w:val="26"/>
+          <w:szCs w:val="26"/>
+        </w:rPr>
+        <w:t>Quản lý thông tin các tour: Thêm, sửa, xóa</w:t>
+      </w:r>
+    </w:p>
+    <w:p>
+      <w:pPr>
+        <w:pStyle w:val="ListParagraph"/>
+        <w:numPr>
+          <w:ilvl w:val="1"/>
+          <w:numId w:val="18"/>
+        </w:numPr>
+        <w:jc w:val="both"/>
+        <w:rPr>
+          <w:rFonts w:ascii="Times New Roman" w:hAnsi="Times New Roman" w:cs="Times New Roman"/>
+          <w:sz w:val="26"/>
+          <w:szCs w:val="26"/>
+        </w:rPr>
+      </w:pPr>
+      <w:r>
+        <w:rPr>
+          <w:rFonts w:ascii="Times New Roman" w:hAnsi="Times New Roman" w:cs="Times New Roman"/>
+          <w:sz w:val="26"/>
+          <w:szCs w:val="26"/>
+        </w:rPr>
+        <w:t>Điều phối nhân sự: Phân công hướng dẫn viên</w:t>
+      </w:r>
+    </w:p>
+    <w:p>
+      <w:pPr>
+        <w:pStyle w:val="ListParagraph"/>
+        <w:numPr>
+          <w:ilvl w:val="1"/>
+          <w:numId w:val="18"/>
+        </w:numPr>
+        <w:jc w:val="both"/>
+        <w:rPr>
+          <w:rFonts w:ascii="Times New Roman" w:hAnsi="Times New Roman" w:cs="Times New Roman"/>
+          <w:sz w:val="26"/>
+          <w:szCs w:val="26"/>
+        </w:rPr>
+      </w:pPr>
+      <w:r>
+        <w:rPr>
+          <w:rFonts w:ascii="Times New Roman" w:hAnsi="Times New Roman" w:cs="Times New Roman"/>
+          <w:sz w:val="26"/>
+          <w:szCs w:val="26"/>
+        </w:rPr>
+        <w:t>Quản lý Chương trình khuyến mãi: Tạo mã giảm giá (voucher), thiết lập các chiến dịch giảm giá theo mùa</w:t>
+      </w:r>
+    </w:p>
+    <w:p>
+      <w:pPr>
+        <w:pStyle w:val="ListParagraph"/>
+        <w:numPr>
+          <w:ilvl w:val="1"/>
+          <w:numId w:val="18"/>
+        </w:numPr>
+        <w:jc w:val="both"/>
+        <w:rPr>
+          <w:rFonts w:ascii="Times New Roman" w:hAnsi="Times New Roman" w:cs="Times New Roman"/>
+          <w:sz w:val="26"/>
+          <w:szCs w:val="26"/>
+        </w:rPr>
+      </w:pPr>
+      <w:r>
+        <w:rPr>
+          <w:rFonts w:ascii="Times New Roman" w:hAnsi="Times New Roman" w:cs="Times New Roman"/>
+          <w:sz w:val="26"/>
+          <w:szCs w:val="26"/>
+        </w:rPr>
+        <w:t>Xem báo cáo/thống kê:</w:t>
+      </w:r>
+    </w:p>
+    <w:p>
+      <w:pPr>
+        <w:pStyle w:val="ListParagraph"/>
+        <w:numPr>
+          <w:ilvl w:val="2"/>
+          <w:numId w:val="18"/>
+        </w:numPr>
+        <w:jc w:val="both"/>
+        <w:rPr>
+          <w:rFonts w:ascii="Times New Roman" w:hAnsi="Times New Roman" w:cs="Times New Roman"/>
+          <w:sz w:val="26"/>
+          <w:szCs w:val="26"/>
+        </w:rPr>
+      </w:pPr>
+      <w:r>
+        <w:rPr>
+          <w:rFonts w:ascii="Times New Roman" w:hAnsi="Times New Roman" w:cs="Times New Roman"/>
+          <w:sz w:val="26"/>
+          <w:szCs w:val="26"/>
+        </w:rPr>
+        <w:t>Doanh thu theo thời gian/theo địa điểm/tour</w:t>
+      </w:r>
+    </w:p>
+    <w:p>
+      <w:pPr>
+        <w:pStyle w:val="ListParagraph"/>
+        <w:numPr>
+          <w:ilvl w:val="2"/>
+          <w:numId w:val="18"/>
+        </w:numPr>
+        <w:jc w:val="both"/>
+        <w:rPr>
+          <w:rFonts w:ascii="Times New Roman" w:hAnsi="Times New Roman" w:cs="Times New Roman"/>
+          <w:sz w:val="26"/>
+          <w:szCs w:val="26"/>
+        </w:rPr>
+      </w:pPr>
+      <w:r>
+        <w:rPr>
+          <w:rFonts w:ascii="Times New Roman" w:hAnsi="Times New Roman" w:cs="Times New Roman"/>
+          <w:sz w:val="26"/>
+          <w:szCs w:val="26"/>
+        </w:rPr>
+        <w:t>Tỉ lệ đặt tour theo thời gian/theo loại tour/theo địa điểm</w:t>
+      </w:r>
+    </w:p>
+    <w:p>
+      <w:pPr>
+        <w:pStyle w:val="ListParagraph"/>
+        <w:numPr>
+          <w:ilvl w:val="2"/>
+          <w:numId w:val="18"/>
+        </w:numPr>
+        <w:jc w:val="both"/>
+        <w:rPr>
+          <w:rFonts w:ascii="Times New Roman" w:hAnsi="Times New Roman" w:cs="Times New Roman"/>
+          <w:sz w:val="26"/>
+          <w:szCs w:val="26"/>
+        </w:rPr>
+      </w:pPr>
+      <w:r>
+        <w:rPr>
+          <w:rFonts w:ascii="Times New Roman" w:hAnsi="Times New Roman" w:cs="Times New Roman"/>
+          <w:sz w:val="26"/>
+          <w:szCs w:val="26"/>
+        </w:rPr>
+        <w:t>Khách hàng đặt nhiều </w:t>
       </w:r>
     </w:p>
     <w:p>
@@ -547,51 +617,81 @@
         <w:pStyle w:val="ListParagraph"/>
         <w:numPr>
           <w:ilvl w:val="0"/>
-          <w:numId w:val="5"/>
+          <w:numId w:val="20"/>
         </w:numPr>
-        <w:rPr>
-          <w:rFonts w:ascii="Times New Roman" w:hAnsi="Times New Roman" w:cs="Times New Roman"/>
-          <w:sz w:val="28"/>
-          <w:szCs w:val="28"/>
-        </w:rPr>
-      </w:pPr>
-      <w:r>
-        <w:rPr>
-          <w:rFonts w:ascii="Times New Roman" w:hAnsi="Times New Roman" w:cs="Times New Roman"/>
-          <w:b/>
-          <w:bCs/>
-          <w:sz w:val="28"/>
-          <w:szCs w:val="28"/>
-        </w:rPr>
-        <w:t>Quản lý Booking</w:t>
-      </w:r>
-      <w:r>
-        <w:rPr>
-          <w:rFonts w:ascii="Times New Roman" w:hAnsi="Times New Roman" w:cs="Times New Roman"/>
-          <w:b/>
-          <w:bCs/>
-          <w:sz w:val="28"/>
-          <w:szCs w:val="28"/>
-        </w:rPr>
-        <w:t>s</w:t>
-      </w:r>
-      <w:r>
-        <w:rPr>
-          <w:rFonts w:ascii="Times New Roman" w:hAnsi="Times New Roman" w:cs="Times New Roman"/>
-          <w:b/>
-          <w:bCs/>
-          <w:sz w:val="28"/>
-          <w:szCs w:val="28"/>
-        </w:rPr>
-        <w:t>:</w:t>
-      </w:r>
-      <w:r>
-        <w:rPr>
-          <w:rFonts w:ascii="Times New Roman" w:hAnsi="Times New Roman" w:cs="Times New Roman"/>
-          <w:sz w:val="28"/>
-          <w:szCs w:val="28"/>
-        </w:rPr>
-        <w:t xml:space="preserve"> Xem danh sách đặt chỗ mới, xác nhận thủ công (nếu cần), xử lý các yêu cầu hoàn/hủy.</w:t>
+        <w:tabs>
+          <w:tab w:val="clear" w:pos="720"/>
+          <w:tab w:val="num" w:pos="1080"/>
+        </w:tabs>
+        <w:ind w:left="1080"/>
+        <w:jc w:val="both"/>
+        <w:rPr>
+          <w:rFonts w:ascii="Times New Roman" w:hAnsi="Times New Roman" w:cs="Times New Roman"/>
+          <w:sz w:val="26"/>
+          <w:szCs w:val="26"/>
+        </w:rPr>
+      </w:pPr>
+      <w:r>
+        <w:rPr>
+          <w:rFonts w:ascii="Times New Roman" w:hAnsi="Times New Roman" w:cs="Times New Roman"/>
+          <w:sz w:val="26"/>
+          <w:szCs w:val="26"/>
+        </w:rPr>
+        <w:t>Quản trị hệ thống(Admin) có thể thực hiện các chức năng:</w:t>
+      </w:r>
+    </w:p>
+    <w:p>
+      <w:pPr>
+        <w:pStyle w:val="ListParagraph"/>
+        <w:numPr>
+          <w:ilvl w:val="1"/>
+          <w:numId w:val="20"/>
+        </w:numPr>
+        <w:jc w:val="both"/>
+        <w:rPr>
+          <w:rFonts w:ascii="Times New Roman" w:hAnsi="Times New Roman" w:cs="Times New Roman"/>
+          <w:sz w:val="26"/>
+          <w:szCs w:val="26"/>
+        </w:rPr>
+      </w:pPr>
+      <w:r>
+        <w:rPr>
+          <w:rFonts w:ascii="Times New Roman" w:hAnsi="Times New Roman" w:cs="Times New Roman"/>
+          <w:sz w:val="26"/>
+          <w:szCs w:val="26"/>
+        </w:rPr>
+        <w:t>Quản lý tài khoản của người sử dụng: Thêm, sửa, xóa tài khoản.</w:t>
+      </w:r>
+    </w:p>
+    <w:p>
+      <w:pPr>
+        <w:pStyle w:val="ListParagraph"/>
+        <w:numPr>
+          <w:ilvl w:val="1"/>
+          <w:numId w:val="20"/>
+        </w:numPr>
+        <w:jc w:val="both"/>
+        <w:rPr>
+          <w:rFonts w:ascii="Times New Roman" w:hAnsi="Times New Roman" w:cs="Times New Roman"/>
+          <w:sz w:val="26"/>
+          <w:szCs w:val="26"/>
+        </w:rPr>
+      </w:pPr>
+      <w:r>
+        <w:rPr>
+          <w:rFonts w:ascii="Times New Roman" w:hAnsi="Times New Roman" w:cs="Times New Roman"/>
+          <w:sz w:val="26"/>
+          <w:szCs w:val="26"/>
+        </w:rPr>
+        <w:t>Phân quyền cho người sử dụng</w:t>
+      </w:r>
+      <w:r>
+        <w:rPr>
+          <w:rFonts w:ascii="Times New Roman" w:hAnsi="Times New Roman" w:cs="Times New Roman"/>
+          <w:sz w:val="26"/>
+          <w:szCs w:val="26"/>
+        </w:rPr>
+        <w:br w:type="page"/>
       </w:r>
     </w:p>
     <w:p>
@@ -599,51 +699,74 @@
         <w:pStyle w:val="ListParagraph"/>
         <w:numPr>
           <w:ilvl w:val="0"/>
-          <w:numId w:val="5"/>
+          <w:numId w:val="20"/>
         </w:numPr>
-        <w:rPr>
-          <w:rFonts w:ascii="Times New Roman" w:hAnsi="Times New Roman" w:cs="Times New Roman"/>
-          <w:sz w:val="28"/>
-          <w:szCs w:val="28"/>
-        </w:rPr>
-      </w:pPr>
-      <w:r>
-        <w:rPr>
-          <w:rFonts w:ascii="Times New Roman" w:hAnsi="Times New Roman" w:cs="Times New Roman"/>
-          <w:b/>
-          <w:bCs/>
-          <w:sz w:val="28"/>
-          <w:szCs w:val="28"/>
-        </w:rPr>
-        <w:t xml:space="preserve">Quản lý </w:t>
-      </w:r>
-      <w:r>
-        <w:rPr>
-          <w:rFonts w:ascii="Times New Roman" w:hAnsi="Times New Roman" w:cs="Times New Roman"/>
-          <w:b/>
-          <w:bCs/>
-          <w:sz w:val="28"/>
-          <w:szCs w:val="28"/>
-        </w:rPr>
-        <w:t>T</w:t>
-      </w:r>
-      <w:r>
-        <w:rPr>
-          <w:rFonts w:ascii="Times New Roman" w:hAnsi="Times New Roman" w:cs="Times New Roman"/>
-          <w:b/>
-          <w:bCs/>
-          <w:sz w:val="28"/>
-          <w:szCs w:val="28"/>
-        </w:rPr>
-        <w:t>ours:</w:t>
-      </w:r>
-      <w:r>
-        <w:rPr>
-          <w:rFonts w:ascii="Times New Roman" w:hAnsi="Times New Roman" w:cs="Times New Roman"/>
-          <w:sz w:val="28"/>
-          <w:szCs w:val="28"/>
-        </w:rPr>
-        <w:t xml:space="preserve"> Thêm, sửa, xóa tour.</w:t>
+        <w:tabs>
+          <w:tab w:val="clear" w:pos="720"/>
+          <w:tab w:val="num" w:pos="1080"/>
+        </w:tabs>
+        <w:ind w:left="1080"/>
+        <w:jc w:val="both"/>
+        <w:rPr>
+          <w:rFonts w:ascii="Times New Roman" w:hAnsi="Times New Roman" w:cs="Times New Roman"/>
+          <w:sz w:val="26"/>
+          <w:szCs w:val="26"/>
+        </w:rPr>
+      </w:pPr>
+      <w:r>
+        <w:rPr>
+          <w:rFonts w:ascii="Times New Roman" w:hAnsi="Times New Roman" w:cs="Times New Roman"/>
+          <w:sz w:val="26"/>
+          <w:szCs w:val="26"/>
+        </w:rPr>
+        <w:lastRenderedPageBreak/>
+        <w:t xml:space="preserve">Nhân viên(Staff) có thể thực hiện các chức năng: </w:t>
+      </w:r>
+    </w:p>
+    <w:p>
+      <w:pPr>
+        <w:pStyle w:val="ListParagraph"/>
+        <w:numPr>
+          <w:ilvl w:val="1"/>
+          <w:numId w:val="20"/>
+        </w:numPr>
+        <w:jc w:val="both"/>
+        <w:rPr>
+          <w:rFonts w:ascii="Times New Roman" w:hAnsi="Times New Roman" w:cs="Times New Roman"/>
+          <w:sz w:val="26"/>
+          <w:szCs w:val="26"/>
+        </w:rPr>
+      </w:pPr>
+      <w:r>
+        <w:rPr>
+          <w:rFonts w:ascii="Times New Roman" w:hAnsi="Times New Roman" w:cs="Times New Roman"/>
+          <w:sz w:val="26"/>
+          <w:szCs w:val="26"/>
+        </w:rPr>
+        <w:t xml:space="preserve">Tạo booking thủ công trên hệ thống thay cho khách (đối với khách đặt trực tiếp tại quầy hoặc qua điện thoại) </w:t>
+      </w:r>
+    </w:p>
+    <w:p>
+      <w:pPr>
+        <w:pStyle w:val="ListParagraph"/>
+        <w:numPr>
+          <w:ilvl w:val="1"/>
+          <w:numId w:val="20"/>
+        </w:numPr>
+        <w:jc w:val="both"/>
+        <w:rPr>
+          <w:rFonts w:ascii="Times New Roman" w:hAnsi="Times New Roman" w:cs="Times New Roman"/>
+          <w:sz w:val="26"/>
+          <w:szCs w:val="26"/>
+        </w:rPr>
+      </w:pPr>
+      <w:r>
+        <w:rPr>
+          <w:rFonts w:ascii="Times New Roman" w:hAnsi="Times New Roman" w:cs="Times New Roman"/>
+          <w:sz w:val="26"/>
+          <w:szCs w:val="26"/>
+        </w:rPr>
+        <w:t>Xử lý các yêu cầu thanh toán tại chỗ, thay đổi thông tin đặt chỗ, hủy tour hoặc hoàn tiền.</w:t>
       </w:r>
     </w:p>
     <w:p>
@@ -651,31 +774,96 @@
         <w:pStyle w:val="ListParagraph"/>
         <w:numPr>
           <w:ilvl w:val="0"/>
-          <w:numId w:val="5"/>
+          <w:numId w:val="24"/>
         </w:numPr>
-        <w:rPr>
-          <w:rFonts w:ascii="Times New Roman" w:hAnsi="Times New Roman" w:cs="Times New Roman"/>
-          <w:sz w:val="28"/>
-          <w:szCs w:val="28"/>
-        </w:rPr>
-      </w:pPr>
-      <w:r>
-        <w:rPr>
-          <w:rFonts w:ascii="Times New Roman" w:hAnsi="Times New Roman" w:cs="Times New Roman"/>
-          <w:b/>
-          <w:bCs/>
-          <w:sz w:val="28"/>
-          <w:szCs w:val="28"/>
-        </w:rPr>
-        <w:t>Quản lý Khuyến mãi:</w:t>
-      </w:r>
-      <w:r>
-        <w:rPr>
-          <w:rFonts w:ascii="Times New Roman" w:hAnsi="Times New Roman" w:cs="Times New Roman"/>
-          <w:sz w:val="28"/>
-          <w:szCs w:val="28"/>
-        </w:rPr>
-        <w:t xml:space="preserve"> Tạo các chiến dịch giảm giá, sinh mã coupon với điều kiện áp dụng (hạn sử dụng, số lượng, loại tour).</w:t>
+        <w:tabs>
+          <w:tab w:val="clear" w:pos="720"/>
+          <w:tab w:val="num" w:pos="1080"/>
+        </w:tabs>
+        <w:ind w:left="1080"/>
+        <w:jc w:val="both"/>
+        <w:rPr>
+          <w:rFonts w:ascii="Times New Roman" w:hAnsi="Times New Roman" w:cs="Times New Roman"/>
+          <w:sz w:val="26"/>
+          <w:szCs w:val="26"/>
+        </w:rPr>
+      </w:pPr>
+      <w:r>
+        <w:rPr>
+          <w:rFonts w:ascii="Times New Roman" w:hAnsi="Times New Roman" w:cs="Times New Roman"/>
+          <w:sz w:val="26"/>
+          <w:szCs w:val="26"/>
+        </w:rPr>
+        <w:t>Hướng dẫn viên(Guide) có thể thực hiện các chức năng:</w:t>
+      </w:r>
+    </w:p>
+    <w:p>
+      <w:pPr>
+        <w:pStyle w:val="ListParagraph"/>
+        <w:numPr>
+          <w:ilvl w:val="1"/>
+          <w:numId w:val="24"/>
+        </w:numPr>
+        <w:jc w:val="both"/>
+        <w:rPr>
+          <w:rFonts w:ascii="Times New Roman" w:hAnsi="Times New Roman" w:cs="Times New Roman"/>
+          <w:sz w:val="26"/>
+          <w:szCs w:val="26"/>
+        </w:rPr>
+      </w:pPr>
+      <w:r>
+        <w:rPr>
+          <w:rFonts w:ascii="Times New Roman" w:hAnsi="Times New Roman" w:cs="Times New Roman"/>
+          <w:sz w:val="26"/>
+          <w:szCs w:val="26"/>
+        </w:rPr>
+        <w:t>Xem lịch trình các tour được phân công</w:t>
+      </w:r>
+    </w:p>
+    <w:p>
+      <w:pPr>
+        <w:pStyle w:val="ListParagraph"/>
+        <w:numPr>
+          <w:ilvl w:val="1"/>
+          <w:numId w:val="24"/>
+        </w:numPr>
+        <w:jc w:val="both"/>
+        <w:rPr>
+          <w:rFonts w:ascii="Times New Roman" w:hAnsi="Times New Roman" w:cs="Times New Roman"/>
+          <w:sz w:val="26"/>
+          <w:szCs w:val="26"/>
+        </w:rPr>
+      </w:pPr>
+      <w:r>
+        <w:rPr>
+          <w:rFonts w:ascii="Times New Roman" w:hAnsi="Times New Roman" w:cs="Times New Roman"/>
+          <w:sz w:val="26"/>
+          <w:szCs w:val="26"/>
+        </w:rPr>
+        <w:t>Xem danh sách du khách và các ghi chú của khách</w:t>
+      </w:r>
+    </w:p>
+    <w:p>
+      <w:pPr>
+        <w:pStyle w:val="ListParagraph"/>
+        <w:numPr>
+          <w:ilvl w:val="1"/>
+          <w:numId w:val="24"/>
+        </w:numPr>
+        <w:jc w:val="both"/>
+        <w:rPr>
+          <w:rFonts w:ascii="Times New Roman" w:hAnsi="Times New Roman" w:cs="Times New Roman"/>
+          <w:sz w:val="26"/>
+          <w:szCs w:val="26"/>
+        </w:rPr>
+      </w:pPr>
+      <w:r>
+        <w:rPr>
+          <w:rFonts w:ascii="Times New Roman" w:hAnsi="Times New Roman" w:cs="Times New Roman"/>
+          <w:sz w:val="26"/>
+          <w:szCs w:val="26"/>
+        </w:rPr>
+        <w:t>Cập nhật trạng thái của tour và nộp báo cáo, chi phí phát sinh sau khi kết thúc chuyến đi.</w:t>
       </w:r>
     </w:p>
     <w:p>
@@ -683,106 +871,565 @@
         <w:pStyle w:val="ListParagraph"/>
         <w:numPr>
           <w:ilvl w:val="0"/>
-          <w:numId w:val="5"/>
+          <w:numId w:val="7"/>
         </w:numPr>
-        <w:rPr>
-          <w:rFonts w:ascii="Times New Roman" w:hAnsi="Times New Roman" w:cs="Times New Roman"/>
-          <w:sz w:val="28"/>
-          <w:szCs w:val="28"/>
-        </w:rPr>
-      </w:pPr>
-      <w:r>
         <w:rPr>
           <w:rFonts w:ascii="Times New Roman" w:hAnsi="Times New Roman" w:cs="Times New Roman"/>
           <w:b/>
           <w:bCs/>
-          <w:sz w:val="28"/>
-          <w:szCs w:val="28"/>
-        </w:rPr>
-        <w:t>Báo cáo</w:t>
-      </w:r>
+          <w:sz w:val="26"/>
+          <w:szCs w:val="26"/>
+        </w:rPr>
+      </w:pPr>
       <w:r>
         <w:rPr>
           <w:rFonts w:ascii="Times New Roman" w:hAnsi="Times New Roman" w:cs="Times New Roman"/>
           <w:b/>
           <w:bCs/>
-          <w:sz w:val="28"/>
-          <w:szCs w:val="28"/>
-        </w:rPr>
-        <w:t>,</w:t>
+          <w:sz w:val="26"/>
+          <w:szCs w:val="26"/>
+        </w:rPr>
+        <w:t>T</w:t>
       </w:r>
       <w:r>
         <w:rPr>
           <w:rFonts w:ascii="Times New Roman" w:hAnsi="Times New Roman" w:cs="Times New Roman"/>
           <w:b/>
           <w:bCs/>
-          <w:sz w:val="28"/>
-          <w:szCs w:val="28"/>
-        </w:rPr>
-        <w:t xml:space="preserve"> </w:t>
-      </w:r>
-      <w:r>
-        <w:rPr>
-          <w:rFonts w:ascii="Times New Roman" w:hAnsi="Times New Roman" w:cs="Times New Roman"/>
+          <w:sz w:val="26"/>
+          <w:szCs w:val="26"/>
+        </w:rPr>
+        <w:t>hông tin các đối tượng được xử lý trong hệ thống</w:t>
+      </w:r>
+    </w:p>
+    <w:p>
+      <w:pPr>
+        <w:pStyle w:val="NormalWeb"/>
+        <w:numPr>
+          <w:ilvl w:val="0"/>
+          <w:numId w:val="27"/>
+        </w:numPr>
+        <w:spacing w:before="0" w:beforeAutospacing="0" w:after="0" w:afterAutospacing="0"/>
+        <w:jc w:val="both"/>
+        <w:textAlignment w:val="baseline"/>
+        <w:rPr>
+          <w:color w:val="000000"/>
+          <w:sz w:val="26"/>
+          <w:szCs w:val="26"/>
+        </w:rPr>
+      </w:pPr>
+      <w:r>
+        <w:rPr>
           <w:b/>
           <w:bCs/>
-          <w:sz w:val="28"/>
-          <w:szCs w:val="28"/>
-        </w:rPr>
-        <w:t>t</w:t>
-      </w:r>
-      <w:r>
-        <w:rPr>
-          <w:rFonts w:ascii="Times New Roman" w:hAnsi="Times New Roman" w:cs="Times New Roman"/>
+          <w:color w:val="000000"/>
+          <w:sz w:val="26"/>
+          <w:szCs w:val="26"/>
+        </w:rPr>
+        <w:t>Thông tin về tour</w:t>
+      </w:r>
+      <w:r>
+        <w:rPr>
+          <w:color w:val="000000"/>
+          <w:sz w:val="26"/>
+          <w:szCs w:val="26"/>
+        </w:rPr>
+        <w:t>: Mã tour, tên tour, điểm đến, thời gian khởi hành, thời gian(số ngày, đêm), mô tả, phân loại, chính sách giá(giá người lớn, giá trẻ em), trạng thái.</w:t>
+      </w:r>
+    </w:p>
+    <w:p>
+      <w:pPr>
+        <w:pStyle w:val="NormalWeb"/>
+        <w:numPr>
+          <w:ilvl w:val="0"/>
+          <w:numId w:val="27"/>
+        </w:numPr>
+        <w:spacing w:before="0" w:beforeAutospacing="0" w:after="0" w:afterAutospacing="0"/>
+        <w:jc w:val="both"/>
+        <w:textAlignment w:val="baseline"/>
+        <w:rPr>
+          <w:color w:val="000000"/>
+          <w:sz w:val="26"/>
+          <w:szCs w:val="26"/>
+        </w:rPr>
+      </w:pPr>
+      <w:r>
+        <w:rPr>
           <w:b/>
           <w:bCs/>
-          <w:sz w:val="28"/>
-          <w:szCs w:val="28"/>
-        </w:rPr>
-        <w:t>hống kê:</w:t>
-      </w:r>
-      <w:r>
-        <w:rPr>
-          <w:rFonts w:ascii="Times New Roman" w:hAnsi="Times New Roman" w:cs="Times New Roman"/>
-          <w:sz w:val="28"/>
-          <w:szCs w:val="28"/>
-        </w:rPr>
-        <w:t xml:space="preserve"> Hiển thị Dashboard trực quan về doanh thu theo tháng/quý, </w:t>
-      </w:r>
-      <w:r>
-        <w:rPr>
-          <w:rFonts w:ascii="Times New Roman" w:hAnsi="Times New Roman" w:cs="Times New Roman"/>
-          <w:sz w:val="28"/>
-          <w:szCs w:val="28"/>
-        </w:rPr>
-        <w:t xml:space="preserve">địa điểm, </w:t>
-      </w:r>
-      <w:r>
-        <w:rPr>
-          <w:rFonts w:ascii="Times New Roman" w:hAnsi="Times New Roman" w:cs="Times New Roman"/>
-          <w:sz w:val="28"/>
-          <w:szCs w:val="28"/>
-        </w:rPr>
-        <w:t>top các tour bán chạy.</w:t>
+          <w:color w:val="000000"/>
+          <w:sz w:val="26"/>
+          <w:szCs w:val="26"/>
+        </w:rPr>
+        <w:t>Thông tin về người dùng</w:t>
+      </w:r>
+      <w:r>
+        <w:rPr>
+          <w:color w:val="000000"/>
+          <w:sz w:val="26"/>
+          <w:szCs w:val="26"/>
+        </w:rPr>
+        <w:t>: tên đăng nhập, mật khẩu, họ tên, số điện thoại, email, địa chỉ, chức vụ.</w:t>
       </w:r>
     </w:p>
     <w:p>
       <w:pPr>
-        <w:rPr>
-          <w:rFonts w:ascii="Times New Roman" w:hAnsi="Times New Roman" w:cs="Times New Roman"/>
-          <w:sz w:val="28"/>
-          <w:szCs w:val="28"/>
-        </w:rPr>
-      </w:pPr>
+        <w:pStyle w:val="NormalWeb"/>
+        <w:numPr>
+          <w:ilvl w:val="0"/>
+          <w:numId w:val="27"/>
+        </w:numPr>
+        <w:spacing w:before="0" w:beforeAutospacing="0" w:after="0" w:afterAutospacing="0"/>
+        <w:jc w:val="both"/>
+        <w:textAlignment w:val="baseline"/>
+        <w:rPr>
+          <w:color w:val="000000"/>
+          <w:sz w:val="26"/>
+          <w:szCs w:val="26"/>
+        </w:rPr>
+      </w:pPr>
+      <w:r>
+        <w:rPr>
+          <w:b/>
+          <w:bCs/>
+          <w:color w:val="000000"/>
+          <w:sz w:val="26"/>
+          <w:szCs w:val="26"/>
+        </w:rPr>
+        <w:t>Thông tin về hóa đơn thanh toán</w:t>
+      </w:r>
+      <w:r>
+        <w:rPr>
+          <w:color w:val="000000"/>
+          <w:sz w:val="26"/>
+          <w:szCs w:val="26"/>
+        </w:rPr>
+        <w:t>: ngày thanh toán, thông tin khách hàng, thông tin tour đã đặt, tổng số tiền phải thanh toán, hình thức thanh toán (tiền mặt, chuyển khoản, thẻ tín dụng,…).</w:t>
+      </w:r>
     </w:p>
     <w:p>
       <w:pPr>
-        <w:rPr>
-          <w:rFonts w:ascii="Times New Roman" w:hAnsi="Times New Roman" w:cs="Times New Roman"/>
-          <w:sz w:val="28"/>
-          <w:szCs w:val="28"/>
-        </w:rPr>
-      </w:pPr>
+        <w:pStyle w:val="NormalWeb"/>
+        <w:numPr>
+          <w:ilvl w:val="0"/>
+          <w:numId w:val="27"/>
+        </w:numPr>
+        <w:spacing w:before="0" w:beforeAutospacing="0" w:after="0" w:afterAutospacing="0"/>
+        <w:jc w:val="both"/>
+        <w:textAlignment w:val="baseline"/>
+        <w:rPr>
+          <w:color w:val="000000"/>
+          <w:sz w:val="26"/>
+          <w:szCs w:val="26"/>
+        </w:rPr>
+      </w:pPr>
+      <w:r>
+        <w:rPr>
+          <w:b/>
+          <w:bCs/>
+          <w:color w:val="000000"/>
+          <w:sz w:val="26"/>
+          <w:szCs w:val="26"/>
+        </w:rPr>
+        <w:t xml:space="preserve">Thông tin </w:t>
+      </w:r>
+      <w:r>
+        <w:rPr>
+          <w:b/>
+          <w:bCs/>
+          <w:color w:val="000000"/>
+          <w:sz w:val="26"/>
+          <w:szCs w:val="26"/>
+        </w:rPr>
+        <w:t>về đánh giá tour</w:t>
+      </w:r>
+      <w:r>
+        <w:rPr>
+          <w:color w:val="000000"/>
+          <w:sz w:val="26"/>
+          <w:szCs w:val="26"/>
+        </w:rPr>
+        <w:t xml:space="preserve">: </w:t>
+      </w:r>
+      <w:r>
+        <w:rPr>
+          <w:color w:val="000000"/>
+          <w:sz w:val="26"/>
+          <w:szCs w:val="26"/>
+        </w:rPr>
+        <w:t>thông tin khách hàng, thông tin tour, rating, đánh giá</w:t>
+      </w:r>
+      <w:r>
+        <w:rPr>
+          <w:color w:val="000000"/>
+          <w:sz w:val="26"/>
+          <w:szCs w:val="26"/>
+        </w:rPr>
+        <w:t>.</w:t>
+      </w:r>
+    </w:p>
+    <w:p>
+      <w:pPr>
+        <w:pStyle w:val="NormalWeb"/>
+        <w:numPr>
+          <w:ilvl w:val="0"/>
+          <w:numId w:val="27"/>
+        </w:numPr>
+        <w:spacing w:before="0" w:beforeAutospacing="0" w:after="0" w:afterAutospacing="0"/>
+        <w:jc w:val="both"/>
+        <w:textAlignment w:val="baseline"/>
+        <w:rPr>
+          <w:color w:val="000000"/>
+          <w:sz w:val="26"/>
+          <w:szCs w:val="26"/>
+        </w:rPr>
+      </w:pPr>
+      <w:r>
+        <w:rPr>
+          <w:b/>
+          <w:bCs/>
+          <w:color w:val="000000"/>
+          <w:sz w:val="26"/>
+          <w:szCs w:val="26"/>
+        </w:rPr>
+        <w:t xml:space="preserve">Thông tin </w:t>
+      </w:r>
+      <w:r>
+        <w:rPr>
+          <w:b/>
+          <w:bCs/>
+          <w:color w:val="000000"/>
+          <w:sz w:val="26"/>
+          <w:szCs w:val="26"/>
+        </w:rPr>
+        <w:t>về chương trình khuyến mãi</w:t>
+      </w:r>
+      <w:r>
+        <w:rPr>
+          <w:color w:val="000000"/>
+          <w:sz w:val="26"/>
+          <w:szCs w:val="26"/>
+        </w:rPr>
+        <w:t xml:space="preserve">: </w:t>
+      </w:r>
+      <w:r>
+        <w:rPr>
+          <w:color w:val="000000"/>
+          <w:sz w:val="26"/>
+          <w:szCs w:val="26"/>
+        </w:rPr>
+        <w:t>tên, mã giảm giá, phần trăm giảm giá, thời gian áp dụng</w:t>
+      </w:r>
+      <w:r>
+        <w:rPr>
+          <w:color w:val="000000"/>
+          <w:sz w:val="26"/>
+          <w:szCs w:val="26"/>
+        </w:rPr>
+        <w:t>. </w:t>
+      </w:r>
+    </w:p>
+    <w:p>
+      <w:pPr>
+        <w:pStyle w:val="NormalWeb"/>
+        <w:numPr>
+          <w:ilvl w:val="0"/>
+          <w:numId w:val="27"/>
+        </w:numPr>
+        <w:spacing w:before="0" w:beforeAutospacing="0" w:after="160" w:afterAutospacing="0"/>
+        <w:jc w:val="both"/>
+        <w:textAlignment w:val="baseline"/>
+        <w:rPr>
+          <w:color w:val="000000"/>
+          <w:sz w:val="26"/>
+          <w:szCs w:val="26"/>
+        </w:rPr>
+      </w:pPr>
+      <w:r>
+        <w:rPr>
+          <w:b/>
+          <w:bCs/>
+          <w:color w:val="000000"/>
+          <w:sz w:val="26"/>
+          <w:szCs w:val="26"/>
+        </w:rPr>
+        <w:t>Thông tin thống kê doanh thu theo thời gian</w:t>
+      </w:r>
+      <w:r>
+        <w:rPr>
+          <w:color w:val="000000"/>
+          <w:sz w:val="26"/>
+          <w:szCs w:val="26"/>
+        </w:rPr>
+        <w:t>:</w:t>
+      </w:r>
+      <w:r>
+        <w:rPr>
+          <w:color w:val="000000"/>
+          <w:sz w:val="26"/>
+          <w:szCs w:val="26"/>
+        </w:rPr>
+        <w:t>tháng/năm/quý/tuần, tổng lượng khách, tổng doanh thu.</w:t>
+      </w:r>
+    </w:p>
+    <w:p>
+      <w:pPr>
+        <w:pStyle w:val="NormalWeb"/>
+        <w:numPr>
+          <w:ilvl w:val="0"/>
+          <w:numId w:val="27"/>
+        </w:numPr>
+        <w:spacing w:before="0" w:beforeAutospacing="0" w:after="160" w:afterAutospacing="0"/>
+        <w:jc w:val="both"/>
+        <w:textAlignment w:val="baseline"/>
+        <w:rPr>
+          <w:color w:val="000000"/>
+          <w:sz w:val="26"/>
+          <w:szCs w:val="26"/>
+        </w:rPr>
+      </w:pPr>
+      <w:r>
+        <w:rPr>
+          <w:b/>
+          <w:bCs/>
+          <w:color w:val="000000"/>
+          <w:sz w:val="26"/>
+          <w:szCs w:val="26"/>
+        </w:rPr>
+        <w:t>Thông tin về thống kê tour</w:t>
+      </w:r>
+      <w:r>
+        <w:rPr>
+          <w:color w:val="000000"/>
+          <w:sz w:val="26"/>
+          <w:szCs w:val="26"/>
+        </w:rPr>
+        <w:t>:</w:t>
+      </w:r>
+      <w:r>
+        <w:rPr>
+          <w:color w:val="000000"/>
+          <w:sz w:val="26"/>
+          <w:szCs w:val="26"/>
+        </w:rPr>
+        <w:t xml:space="preserve"> thông tin tour, số khách, thời gian có khách, tổng doanh thu.</w:t>
+      </w:r>
+    </w:p>
+    <w:p>
+      <w:pPr>
+        <w:pStyle w:val="NormalWeb"/>
+        <w:numPr>
+          <w:ilvl w:val="0"/>
+          <w:numId w:val="27"/>
+        </w:numPr>
+        <w:spacing w:before="0" w:beforeAutospacing="0" w:after="160" w:afterAutospacing="0"/>
+        <w:jc w:val="both"/>
+        <w:textAlignment w:val="baseline"/>
+        <w:rPr>
+          <w:color w:val="000000"/>
+          <w:sz w:val="26"/>
+          <w:szCs w:val="26"/>
+        </w:rPr>
+      </w:pPr>
+      <w:r>
+        <w:rPr>
+          <w:b/>
+          <w:bCs/>
+          <w:color w:val="000000"/>
+          <w:sz w:val="26"/>
+          <w:szCs w:val="26"/>
+        </w:rPr>
+        <w:t>Thông tin về thống kê khách hàng</w:t>
+      </w:r>
+      <w:r>
+        <w:rPr>
+          <w:color w:val="000000"/>
+          <w:sz w:val="26"/>
+          <w:szCs w:val="26"/>
+        </w:rPr>
+        <w:t>:</w:t>
+      </w:r>
+      <w:r>
+        <w:rPr>
+          <w:color w:val="000000"/>
+          <w:sz w:val="26"/>
+          <w:szCs w:val="26"/>
+        </w:rPr>
+        <w:t xml:space="preserve"> thông tin khách hàng, số tour đã đặt, tổng tiền đã chi.</w:t>
+      </w:r>
+    </w:p>
+    <w:p>
+      <w:pPr>
+        <w:pStyle w:val="ListParagraph"/>
+        <w:numPr>
+          <w:ilvl w:val="0"/>
+          <w:numId w:val="7"/>
+        </w:numPr>
+        <w:rPr>
+          <w:rFonts w:ascii="Times New Roman" w:hAnsi="Times New Roman" w:cs="Times New Roman"/>
+          <w:b/>
+          <w:bCs/>
+          <w:sz w:val="26"/>
+          <w:szCs w:val="26"/>
+        </w:rPr>
+      </w:pPr>
+      <w:r>
+        <w:rPr>
+          <w:rFonts w:ascii="Times New Roman" w:hAnsi="Times New Roman" w:cs="Times New Roman"/>
+          <w:b/>
+          <w:bCs/>
+          <w:sz w:val="26"/>
+          <w:szCs w:val="26"/>
+        </w:rPr>
+        <w:t>Quan hệ giữa các đối tượng cần xử lí:</w:t>
+      </w:r>
+    </w:p>
+    <w:p>
+      <w:pPr>
+        <w:pStyle w:val="ListParagraph"/>
+        <w:numPr>
+          <w:ilvl w:val="1"/>
+          <w:numId w:val="29"/>
+        </w:numPr>
+        <w:ind w:left="993" w:hanging="284"/>
+        <w:rPr>
+          <w:rFonts w:ascii="Times New Roman" w:hAnsi="Times New Roman" w:cs="Times New Roman"/>
+          <w:sz w:val="26"/>
+          <w:szCs w:val="26"/>
+        </w:rPr>
+      </w:pPr>
+      <w:r>
+        <w:rPr>
+          <w:rFonts w:ascii="Times New Roman" w:hAnsi="Times New Roman" w:cs="Times New Roman"/>
+          <w:sz w:val="26"/>
+          <w:szCs w:val="26"/>
+        </w:rPr>
+        <w:t>Một khách hàng có thể đặt nhiều tour, một tour có thể được đặt bởi nhiều khách hàng khác nhau.</w:t>
+      </w:r>
+    </w:p>
+    <w:p>
+      <w:pPr>
+        <w:pStyle w:val="ListParagraph"/>
+        <w:numPr>
+          <w:ilvl w:val="1"/>
+          <w:numId w:val="29"/>
+        </w:numPr>
+        <w:ind w:left="993" w:hanging="284"/>
+        <w:rPr>
+          <w:rFonts w:ascii="Times New Roman" w:hAnsi="Times New Roman" w:cs="Times New Roman"/>
+          <w:sz w:val="26"/>
+          <w:szCs w:val="26"/>
+        </w:rPr>
+      </w:pPr>
+      <w:r>
+        <w:rPr>
+          <w:rFonts w:ascii="Times New Roman" w:hAnsi="Times New Roman" w:cs="Times New Roman"/>
+          <w:sz w:val="26"/>
+          <w:szCs w:val="26"/>
+        </w:rPr>
+        <w:t>Khách chỉ có thể đặt tour nếu tour đó còn chưa đủ số lượng người tham gia tối đa.</w:t>
+      </w:r>
+    </w:p>
+    <w:p>
+      <w:pPr>
+        <w:pStyle w:val="ListParagraph"/>
+        <w:numPr>
+          <w:ilvl w:val="1"/>
+          <w:numId w:val="29"/>
+        </w:numPr>
+        <w:ind w:left="993" w:hanging="284"/>
+        <w:rPr>
+          <w:rFonts w:ascii="Times New Roman" w:hAnsi="Times New Roman" w:cs="Times New Roman"/>
+          <w:sz w:val="26"/>
+          <w:szCs w:val="26"/>
+        </w:rPr>
+      </w:pPr>
+      <w:r>
+        <w:rPr>
+          <w:rFonts w:ascii="Times New Roman" w:hAnsi="Times New Roman" w:cs="Times New Roman"/>
+          <w:sz w:val="26"/>
+          <w:szCs w:val="26"/>
+        </w:rPr>
+        <w:t xml:space="preserve">Khách hàng có thể hủy </w:t>
+      </w:r>
+      <w:r>
+        <w:rPr>
+          <w:rFonts w:ascii="Times New Roman" w:hAnsi="Times New Roman" w:cs="Times New Roman"/>
+          <w:sz w:val="26"/>
+          <w:szCs w:val="26"/>
+        </w:rPr>
+        <w:t>đặt tour nếu trước ngày khởi hành, càng sát ngày khởi hành thì số tiền được hoàn lại càng ít.</w:t>
+      </w:r>
+    </w:p>
+    <w:p>
+      <w:pPr>
+        <w:pStyle w:val="ListParagraph"/>
+        <w:numPr>
+          <w:ilvl w:val="1"/>
+          <w:numId w:val="29"/>
+        </w:numPr>
+        <w:ind w:left="993" w:hanging="284"/>
+        <w:rPr>
+          <w:rFonts w:ascii="Times New Roman" w:hAnsi="Times New Roman" w:cs="Times New Roman"/>
+          <w:sz w:val="26"/>
+          <w:szCs w:val="26"/>
+        </w:rPr>
+      </w:pPr>
+      <w:r>
+        <w:rPr>
+          <w:rFonts w:ascii="Times New Roman" w:hAnsi="Times New Roman" w:cs="Times New Roman"/>
+          <w:sz w:val="26"/>
+          <w:szCs w:val="26"/>
+        </w:rPr>
+        <w:t>Khách hàng có thể để lại đánh giá cho những tour đã tham gia, mỗi đánh giá chỉ cho một tour, một tour có thể nhận đánh giá từ nhiều khách hàng.</w:t>
+      </w:r>
+    </w:p>
+    <w:p>
+      <w:pPr>
+        <w:pStyle w:val="ListParagraph"/>
+        <w:numPr>
+          <w:ilvl w:val="1"/>
+          <w:numId w:val="29"/>
+        </w:numPr>
+        <w:ind w:left="993" w:hanging="284"/>
+        <w:rPr>
+          <w:rFonts w:ascii="Times New Roman" w:hAnsi="Times New Roman" w:cs="Times New Roman"/>
+          <w:sz w:val="26"/>
+          <w:szCs w:val="26"/>
+        </w:rPr>
+      </w:pPr>
+      <w:r>
+        <w:rPr>
+          <w:rFonts w:ascii="Times New Roman" w:hAnsi="Times New Roman" w:cs="Times New Roman"/>
+          <w:sz w:val="26"/>
+          <w:szCs w:val="26"/>
+        </w:rPr>
+        <w:t>Mỗi tour chỉ được thanh toán một lần, mỗi lần thanh toán chỉ cho một tour.</w:t>
+      </w:r>
+    </w:p>
+    <w:p>
+      <w:pPr>
+        <w:pStyle w:val="ListParagraph"/>
+        <w:numPr>
+          <w:ilvl w:val="1"/>
+          <w:numId w:val="29"/>
+        </w:numPr>
+        <w:ind w:left="993" w:hanging="284"/>
+        <w:rPr>
+          <w:rFonts w:ascii="Times New Roman" w:hAnsi="Times New Roman" w:cs="Times New Roman"/>
+          <w:sz w:val="26"/>
+          <w:szCs w:val="26"/>
+        </w:rPr>
+      </w:pPr>
+      <w:r>
+        <w:rPr>
+          <w:rFonts w:ascii="Times New Roman" w:hAnsi="Times New Roman" w:cs="Times New Roman"/>
+          <w:sz w:val="26"/>
+          <w:szCs w:val="26"/>
+        </w:rPr>
+        <w:lastRenderedPageBreak/>
+        <w:t>Một tour chỉ áp dụng một mã khuyến mãi, một mã khuyến mãi có thể được áp dụng cho nhiều tour.</w:t>
+      </w:r>
     </w:p>
     <w:sectPr>
       <w:pgSz w:w="12240" w:h="15840"/>
@@ -910,6 +1557,208 @@
     </w:lvl>
   </w:abstractNum>
   <w:abstractNum w:abstractNumId="1" w15:restartNumberingAfterBreak="0">
+    <w:nsid w:val="0FCF19A1"/>
+    <w:multiLevelType w:val="hybridMultilevel"/>
+    <w:tmpl w:val="83C0EAD8"/>
+    <w:lvl w:ilvl="0" w:tplc="04090001">
+      <w:start w:val="1"/>
+      <w:numFmt w:val="bullet"/>
+      <w:lvlText w:val=""/>
+      <w:lvlJc w:val="left"/>
+      <w:pPr>
+        <w:ind w:left="1440" w:hanging="360"/>
+      </w:pPr>
+      <w:rPr>
+        <w:rFonts w:ascii="Symbol" w:hAnsi="Symbol" w:hint="default"/>
+      </w:rPr>
+    </w:lvl>
+    <w:lvl w:ilvl="1" w:tplc="04090003" w:tentative="1">
+      <w:start w:val="1"/>
+      <w:numFmt w:val="bullet"/>
+      <w:lvlText w:val="o"/>
+      <w:lvlJc w:val="left"/>
+      <w:pPr>
+        <w:ind w:left="2160" w:hanging="360"/>
+      </w:pPr>
+      <w:rPr>
+        <w:rFonts w:ascii="Courier New" w:hAnsi="Courier New" w:cs="Courier New" w:hint="default"/>
+      </w:rPr>
+    </w:lvl>
+    <w:lvl w:ilvl="2" w:tplc="04090005" w:tentative="1">
+      <w:start w:val="1"/>
+      <w:numFmt w:val="bullet"/>
+      <w:lvlText w:val=""/>
+      <w:lvlJc w:val="left"/>
+      <w:pPr>
+        <w:ind w:left="2880" w:hanging="360"/>
+      </w:pPr>
+      <w:rPr>
+        <w:rFonts w:ascii="Wingdings" w:hAnsi="Wingdings" w:hint="default"/>
+      </w:rPr>
+    </w:lvl>
+    <w:lvl w:ilvl="3" w:tplc="04090001" w:tentative="1">
+      <w:start w:val="1"/>
+      <w:numFmt w:val="bullet"/>
+      <w:lvlText w:val=""/>
+      <w:lvlJc w:val="left"/>
+      <w:pPr>
+        <w:ind w:left="3600" w:hanging="360"/>
+      </w:pPr>
+      <w:rPr>
+        <w:rFonts w:ascii="Symbol" w:hAnsi="Symbol" w:hint="default"/>
+      </w:rPr>
+    </w:lvl>
+    <w:lvl w:ilvl="4" w:tplc="04090003" w:tentative="1">
+      <w:start w:val="1"/>
+      <w:numFmt w:val="bullet"/>
+      <w:lvlText w:val="o"/>
+      <w:lvlJc w:val="left"/>
+      <w:pPr>
+        <w:ind w:left="4320" w:hanging="360"/>
+      </w:pPr>
+      <w:rPr>
+        <w:rFonts w:ascii="Courier New" w:hAnsi="Courier New" w:cs="Courier New" w:hint="default"/>
+      </w:rPr>
+    </w:lvl>
+    <w:lvl w:ilvl="5" w:tplc="04090005" w:tentative="1">
+      <w:start w:val="1"/>
+      <w:numFmt w:val="bullet"/>
+      <w:lvlText w:val=""/>
+      <w:lvlJc w:val="left"/>
+      <w:pPr>
+        <w:ind w:left="5040" w:hanging="360"/>
+      </w:pPr>
+      <w:rPr>
+        <w:rFonts w:ascii="Wingdings" w:hAnsi="Wingdings" w:hint="default"/>
+      </w:rPr>
+    </w:lvl>
+    <w:lvl w:ilvl="6" w:tplc="04090001" w:tentative="1">
+      <w:start w:val="1"/>
+      <w:numFmt w:val="bullet"/>
+      <w:lvlText w:val=""/>
+      <w:lvlJc w:val="left"/>
+      <w:pPr>
+        <w:ind w:left="5760" w:hanging="360"/>
+      </w:pPr>
+      <w:rPr>
+        <w:rFonts w:ascii="Symbol" w:hAnsi="Symbol" w:hint="default"/>
+      </w:rPr>
+    </w:lvl>
+    <w:lvl w:ilvl="7" w:tplc="04090003" w:tentative="1">
+      <w:start w:val="1"/>
+      <w:numFmt w:val="bullet"/>
+      <w:lvlText w:val="o"/>
+      <w:lvlJc w:val="left"/>
+      <w:pPr>
+        <w:ind w:left="6480" w:hanging="360"/>
+      </w:pPr>
+      <w:rPr>
+        <w:rFonts w:ascii="Courier New" w:hAnsi="Courier New" w:cs="Courier New" w:hint="default"/>
+      </w:rPr>
+    </w:lvl>
+    <w:lvl w:ilvl="8" w:tplc="04090005" w:tentative="1">
+      <w:start w:val="1"/>
+      <w:numFmt w:val="bullet"/>
+      <w:lvlText w:val=""/>
+      <w:lvlJc w:val="left"/>
+      <w:pPr>
+        <w:ind w:left="7200" w:hanging="360"/>
+      </w:pPr>
+      <w:rPr>
+        <w:rFonts w:ascii="Wingdings" w:hAnsi="Wingdings" w:hint="default"/>
+      </w:rPr>
+    </w:lvl>
+  </w:abstractNum>
+  <w:abstractNum w:abstractNumId="2" w15:restartNumberingAfterBreak="0">
+    <w:nsid w:val="1B7D44CB"/>
+    <w:multiLevelType w:val="hybridMultilevel"/>
+    <w:tmpl w:val="9684B5A2"/>
+    <w:lvl w:ilvl="0" w:tplc="0409000F">
+      <w:start w:val="1"/>
+      <w:numFmt w:val="decimal"/>
+      <w:lvlText w:val="%1."/>
+      <w:lvlJc w:val="left"/>
+      <w:pPr>
+        <w:ind w:left="720" w:hanging="360"/>
+      </w:pPr>
+      <w:rPr>
+        <w:rFonts w:hint="default"/>
+      </w:rPr>
+    </w:lvl>
+    <w:lvl w:ilvl="1" w:tplc="04090019">
+      <w:start w:val="1"/>
+      <w:numFmt w:val="lowerLetter"/>
+      <w:lvlText w:val="%2."/>
+      <w:lvlJc w:val="left"/>
+      <w:pPr>
+        <w:ind w:left="1440" w:hanging="360"/>
+      </w:pPr>
+    </w:lvl>
+    <w:lvl w:ilvl="2" w:tplc="0409001B" w:tentative="1">
+      <w:start w:val="1"/>
+      <w:numFmt w:val="lowerRoman"/>
+      <w:lvlText w:val="%3."/>
+      <w:lvlJc w:val="right"/>
+      <w:pPr>
+        <w:ind w:left="2160" w:hanging="180"/>
+      </w:pPr>
+    </w:lvl>
+    <w:lvl w:ilvl="3" w:tplc="0409000F" w:tentative="1">
+      <w:start w:val="1"/>
+      <w:numFmt w:val="decimal"/>
+      <w:lvlText w:val="%4."/>
+      <w:lvlJc w:val="left"/>
+      <w:pPr>
+        <w:ind w:left="2880" w:hanging="360"/>
+      </w:pPr>
+    </w:lvl>
+    <w:lvl w:ilvl="4" w:tplc="04090019" w:tentative="1">
+      <w:start w:val="1"/>
+      <w:numFmt w:val="lowerLetter"/>
+      <w:lvlText w:val="%5."/>
+      <w:lvlJc w:val="left"/>
+      <w:pPr>
+        <w:ind w:left="3600" w:hanging="360"/>
+      </w:pPr>
+    </w:lvl>
+    <w:lvl w:ilvl="5" w:tplc="0409001B" w:tentative="1">
+      <w:start w:val="1"/>
+      <w:numFmt w:val="lowerRoman"/>
+      <w:lvlText w:val="%6."/>
+      <w:lvlJc w:val="right"/>
+      <w:pPr>
+        <w:ind w:left="4320" w:hanging="180"/>
+      </w:pPr>
+    </w:lvl>
+    <w:lvl w:ilvl="6" w:tplc="0409000F" w:tentative="1">
+      <w:start w:val="1"/>
+      <w:numFmt w:val="decimal"/>
+      <w:lvlText w:val="%7."/>
+      <w:lvlJc w:val="left"/>
+      <w:pPr>
+        <w:ind w:left="5040" w:hanging="360"/>
+      </w:pPr>
+    </w:lvl>
+    <w:lvl w:ilvl="7" w:tplc="04090019" w:tentative="1">
+      <w:start w:val="1"/>
+      <w:numFmt w:val="lowerLetter"/>
+      <w:lvlText w:val="%8."/>
+      <w:lvlJc w:val="left"/>
+      <w:pPr>
+        <w:ind w:left="5760" w:hanging="360"/>
+      </w:pPr>
+    </w:lvl>
+    <w:lvl w:ilvl="8" w:tplc="0409001B" w:tentative="1">
+      <w:start w:val="1"/>
+      <w:numFmt w:val="lowerRoman"/>
+      <w:lvlText w:val="%9."/>
+      <w:lvlJc w:val="right"/>
+      <w:pPr>
+        <w:ind w:left="6480" w:hanging="180"/>
+      </w:pPr>
+    </w:lvl>
+  </w:abstractNum>
+  <w:abstractNum w:abstractNumId="3" w15:restartNumberingAfterBreak="0">
     <w:nsid w:val="22FB3193"/>
     <w:multiLevelType w:val="hybridMultilevel"/>
     <w:tmpl w:val="23943A22"/>
@@ -1022,7 +1871,897 @@
       </w:rPr>
     </w:lvl>
   </w:abstractNum>
-  <w:abstractNum w:abstractNumId="2" w15:restartNumberingAfterBreak="0">
+  <w:abstractNum w:abstractNumId="4" w15:restartNumberingAfterBreak="0">
+    <w:nsid w:val="25B37F46"/>
+    <w:multiLevelType w:val="multilevel"/>
+    <w:tmpl w:val="76D8CB2C"/>
+    <w:lvl w:ilvl="0">
+      <w:start w:val="1"/>
+      <w:numFmt w:val="bullet"/>
+      <w:lvlText w:val=""/>
+      <w:lvlJc w:val="left"/>
+      <w:pPr>
+        <w:tabs>
+          <w:tab w:val="num" w:pos="1070"/>
+        </w:tabs>
+        <w:ind w:left="1070" w:hanging="360"/>
+      </w:pPr>
+      <w:rPr>
+        <w:rFonts w:ascii="Symbol" w:hAnsi="Symbol" w:hint="default"/>
+        <w:sz w:val="20"/>
+      </w:rPr>
+    </w:lvl>
+    <w:lvl w:ilvl="1" w:tentative="1">
+      <w:start w:val="1"/>
+      <w:numFmt w:val="bullet"/>
+      <w:lvlText w:val="o"/>
+      <w:lvlJc w:val="left"/>
+      <w:pPr>
+        <w:tabs>
+          <w:tab w:val="num" w:pos="1790"/>
+        </w:tabs>
+        <w:ind w:left="1790" w:hanging="360"/>
+      </w:pPr>
+      <w:rPr>
+        <w:rFonts w:ascii="Courier New" w:hAnsi="Courier New" w:hint="default"/>
+        <w:sz w:val="20"/>
+      </w:rPr>
+    </w:lvl>
+    <w:lvl w:ilvl="2" w:tentative="1">
+      <w:start w:val="1"/>
+      <w:numFmt w:val="bullet"/>
+      <w:lvlText w:val=""/>
+      <w:lvlJc w:val="left"/>
+      <w:pPr>
+        <w:tabs>
+          <w:tab w:val="num" w:pos="2510"/>
+        </w:tabs>
+        <w:ind w:left="2510" w:hanging="360"/>
+      </w:pPr>
+      <w:rPr>
+        <w:rFonts w:ascii="Wingdings" w:hAnsi="Wingdings" w:hint="default"/>
+        <w:sz w:val="20"/>
+      </w:rPr>
+    </w:lvl>
+    <w:lvl w:ilvl="3" w:tentative="1">
+      <w:start w:val="1"/>
+      <w:numFmt w:val="bullet"/>
+      <w:lvlText w:val=""/>
+      <w:lvlJc w:val="left"/>
+      <w:pPr>
+        <w:tabs>
+          <w:tab w:val="num" w:pos="3230"/>
+        </w:tabs>
+        <w:ind w:left="3230" w:hanging="360"/>
+      </w:pPr>
+      <w:rPr>
+        <w:rFonts w:ascii="Wingdings" w:hAnsi="Wingdings" w:hint="default"/>
+        <w:sz w:val="20"/>
+      </w:rPr>
+    </w:lvl>
+    <w:lvl w:ilvl="4" w:tentative="1">
+      <w:start w:val="1"/>
+      <w:numFmt w:val="bullet"/>
+      <w:lvlText w:val=""/>
+      <w:lvlJc w:val="left"/>
+      <w:pPr>
+        <w:tabs>
+          <w:tab w:val="num" w:pos="3950"/>
+        </w:tabs>
+        <w:ind w:left="3950" w:hanging="360"/>
+      </w:pPr>
+      <w:rPr>
+        <w:rFonts w:ascii="Wingdings" w:hAnsi="Wingdings" w:hint="default"/>
+        <w:sz w:val="20"/>
+      </w:rPr>
+    </w:lvl>
+    <w:lvl w:ilvl="5" w:tentative="1">
+      <w:start w:val="1"/>
+      <w:numFmt w:val="bullet"/>
+      <w:lvlText w:val=""/>
+      <w:lvlJc w:val="left"/>
+      <w:pPr>
+        <w:tabs>
+          <w:tab w:val="num" w:pos="4670"/>
+        </w:tabs>
+        <w:ind w:left="4670" w:hanging="360"/>
+      </w:pPr>
+      <w:rPr>
+        <w:rFonts w:ascii="Wingdings" w:hAnsi="Wingdings" w:hint="default"/>
+        <w:sz w:val="20"/>
+      </w:rPr>
+    </w:lvl>
+    <w:lvl w:ilvl="6" w:tentative="1">
+      <w:start w:val="1"/>
+      <w:numFmt w:val="bullet"/>
+      <w:lvlText w:val=""/>
+      <w:lvlJc w:val="left"/>
+      <w:pPr>
+        <w:tabs>
+          <w:tab w:val="num" w:pos="5390"/>
+        </w:tabs>
+        <w:ind w:left="5390" w:hanging="360"/>
+      </w:pPr>
+      <w:rPr>
+        <w:rFonts w:ascii="Wingdings" w:hAnsi="Wingdings" w:hint="default"/>
+        <w:sz w:val="20"/>
+      </w:rPr>
+    </w:lvl>
+    <w:lvl w:ilvl="7" w:tentative="1">
+      <w:start w:val="1"/>
+      <w:numFmt w:val="bullet"/>
+      <w:lvlText w:val=""/>
+      <w:lvlJc w:val="left"/>
+      <w:pPr>
+        <w:tabs>
+          <w:tab w:val="num" w:pos="6110"/>
+        </w:tabs>
+        <w:ind w:left="6110" w:hanging="360"/>
+      </w:pPr>
+      <w:rPr>
+        <w:rFonts w:ascii="Wingdings" w:hAnsi="Wingdings" w:hint="default"/>
+        <w:sz w:val="20"/>
+      </w:rPr>
+    </w:lvl>
+    <w:lvl w:ilvl="8" w:tentative="1">
+      <w:start w:val="1"/>
+      <w:numFmt w:val="bullet"/>
+      <w:lvlText w:val=""/>
+      <w:lvlJc w:val="left"/>
+      <w:pPr>
+        <w:tabs>
+          <w:tab w:val="num" w:pos="6830"/>
+        </w:tabs>
+        <w:ind w:left="6830" w:hanging="360"/>
+      </w:pPr>
+      <w:rPr>
+        <w:rFonts w:ascii="Wingdings" w:hAnsi="Wingdings" w:hint="default"/>
+        <w:sz w:val="20"/>
+      </w:rPr>
+    </w:lvl>
+  </w:abstractNum>
+  <w:abstractNum w:abstractNumId="5" w15:restartNumberingAfterBreak="0">
+    <w:nsid w:val="2B575AD5"/>
+    <w:multiLevelType w:val="multilevel"/>
+    <w:tmpl w:val="C6985D3A"/>
+    <w:lvl w:ilvl="0">
+      <w:start w:val="1"/>
+      <w:numFmt w:val="bullet"/>
+      <w:lvlText w:val=""/>
+      <w:lvlJc w:val="left"/>
+      <w:pPr>
+        <w:tabs>
+          <w:tab w:val="num" w:pos="720"/>
+        </w:tabs>
+        <w:ind w:left="720" w:hanging="360"/>
+      </w:pPr>
+      <w:rPr>
+        <w:rFonts w:ascii="Symbol" w:hAnsi="Symbol" w:hint="default"/>
+        <w:sz w:val="20"/>
+      </w:rPr>
+    </w:lvl>
+    <w:lvl w:ilvl="1">
+      <w:start w:val="1"/>
+      <w:numFmt w:val="bullet"/>
+      <w:lvlText w:val=""/>
+      <w:lvlJc w:val="left"/>
+      <w:pPr>
+        <w:ind w:left="1440" w:hanging="360"/>
+      </w:pPr>
+      <w:rPr>
+        <w:rFonts w:ascii="Symbol" w:hAnsi="Symbol" w:hint="default"/>
+      </w:rPr>
+    </w:lvl>
+    <w:lvl w:ilvl="2" w:tentative="1">
+      <w:start w:val="1"/>
+      <w:numFmt w:val="bullet"/>
+      <w:lvlText w:val=""/>
+      <w:lvlJc w:val="left"/>
+      <w:pPr>
+        <w:tabs>
+          <w:tab w:val="num" w:pos="2160"/>
+        </w:tabs>
+        <w:ind w:left="2160" w:hanging="360"/>
+      </w:pPr>
+      <w:rPr>
+        <w:rFonts w:ascii="Wingdings" w:hAnsi="Wingdings" w:hint="default"/>
+        <w:sz w:val="20"/>
+      </w:rPr>
+    </w:lvl>
+    <w:lvl w:ilvl="3" w:tentative="1">
+      <w:start w:val="1"/>
+      <w:numFmt w:val="bullet"/>
+      <w:lvlText w:val=""/>
+      <w:lvlJc w:val="left"/>
+      <w:pPr>
+        <w:tabs>
+          <w:tab w:val="num" w:pos="2880"/>
+        </w:tabs>
+        <w:ind w:left="2880" w:hanging="360"/>
+      </w:pPr>
+      <w:rPr>
+        <w:rFonts w:ascii="Wingdings" w:hAnsi="Wingdings" w:hint="default"/>
+        <w:sz w:val="20"/>
+      </w:rPr>
+    </w:lvl>
+    <w:lvl w:ilvl="4" w:tentative="1">
+      <w:start w:val="1"/>
+      <w:numFmt w:val="bullet"/>
+      <w:lvlText w:val=""/>
+      <w:lvlJc w:val="left"/>
+      <w:pPr>
+        <w:tabs>
+          <w:tab w:val="num" w:pos="3600"/>
+        </w:tabs>
+        <w:ind w:left="3600" w:hanging="360"/>
+      </w:pPr>
+      <w:rPr>
+        <w:rFonts w:ascii="Wingdings" w:hAnsi="Wingdings" w:hint="default"/>
+        <w:sz w:val="20"/>
+      </w:rPr>
+    </w:lvl>
+    <w:lvl w:ilvl="5" w:tentative="1">
+      <w:start w:val="1"/>
+      <w:numFmt w:val="bullet"/>
+      <w:lvlText w:val=""/>
+      <w:lvlJc w:val="left"/>
+      <w:pPr>
+        <w:tabs>
+          <w:tab w:val="num" w:pos="4320"/>
+        </w:tabs>
+        <w:ind w:left="4320" w:hanging="360"/>
+      </w:pPr>
+      <w:rPr>
+        <w:rFonts w:ascii="Wingdings" w:hAnsi="Wingdings" w:hint="default"/>
+        <w:sz w:val="20"/>
+      </w:rPr>
+    </w:lvl>
+    <w:lvl w:ilvl="6" w:tentative="1">
+      <w:start w:val="1"/>
+      <w:numFmt w:val="bullet"/>
+      <w:lvlText w:val=""/>
+      <w:lvlJc w:val="left"/>
+      <w:pPr>
+        <w:tabs>
+          <w:tab w:val="num" w:pos="5040"/>
+        </w:tabs>
+        <w:ind w:left="5040" w:hanging="360"/>
+      </w:pPr>
+      <w:rPr>
+        <w:rFonts w:ascii="Wingdings" w:hAnsi="Wingdings" w:hint="default"/>
+        <w:sz w:val="20"/>
+      </w:rPr>
+    </w:lvl>
+    <w:lvl w:ilvl="7" w:tentative="1">
+      <w:start w:val="1"/>
+      <w:numFmt w:val="bullet"/>
+      <w:lvlText w:val=""/>
+      <w:lvlJc w:val="left"/>
+      <w:pPr>
+        <w:tabs>
+          <w:tab w:val="num" w:pos="5760"/>
+        </w:tabs>
+        <w:ind w:left="5760" w:hanging="360"/>
+      </w:pPr>
+      <w:rPr>
+        <w:rFonts w:ascii="Wingdings" w:hAnsi="Wingdings" w:hint="default"/>
+        <w:sz w:val="20"/>
+      </w:rPr>
+    </w:lvl>
+    <w:lvl w:ilvl="8" w:tentative="1">
+      <w:start w:val="1"/>
+      <w:numFmt w:val="bullet"/>
+      <w:lvlText w:val=""/>
+      <w:lvlJc w:val="left"/>
+      <w:pPr>
+        <w:tabs>
+          <w:tab w:val="num" w:pos="6480"/>
+        </w:tabs>
+        <w:ind w:left="6480" w:hanging="360"/>
+      </w:pPr>
+      <w:rPr>
+        <w:rFonts w:ascii="Wingdings" w:hAnsi="Wingdings" w:hint="default"/>
+        <w:sz w:val="20"/>
+      </w:rPr>
+    </w:lvl>
+  </w:abstractNum>
+  <w:abstractNum w:abstractNumId="6" w15:restartNumberingAfterBreak="0">
+    <w:nsid w:val="2CAF66D6"/>
+    <w:multiLevelType w:val="multilevel"/>
+    <w:tmpl w:val="B53EAEAA"/>
+    <w:lvl w:ilvl="0">
+      <w:start w:val="1"/>
+      <w:numFmt w:val="bullet"/>
+      <w:lvlText w:val=""/>
+      <w:lvlJc w:val="left"/>
+      <w:pPr>
+        <w:tabs>
+          <w:tab w:val="num" w:pos="720"/>
+        </w:tabs>
+        <w:ind w:left="720" w:hanging="360"/>
+      </w:pPr>
+      <w:rPr>
+        <w:rFonts w:ascii="Symbol" w:hAnsi="Symbol" w:hint="default"/>
+        <w:sz w:val="20"/>
+      </w:rPr>
+    </w:lvl>
+    <w:lvl w:ilvl="1">
+      <w:start w:val="1"/>
+      <w:numFmt w:val="bullet"/>
+      <w:lvlText w:val="o"/>
+      <w:lvlJc w:val="left"/>
+      <w:pPr>
+        <w:tabs>
+          <w:tab w:val="num" w:pos="1440"/>
+        </w:tabs>
+        <w:ind w:left="1440" w:hanging="360"/>
+      </w:pPr>
+      <w:rPr>
+        <w:rFonts w:ascii="Courier New" w:hAnsi="Courier New" w:hint="default"/>
+        <w:sz w:val="20"/>
+      </w:rPr>
+    </w:lvl>
+    <w:lvl w:ilvl="2" w:tentative="1">
+      <w:start w:val="1"/>
+      <w:numFmt w:val="bullet"/>
+      <w:lvlText w:val=""/>
+      <w:lvlJc w:val="left"/>
+      <w:pPr>
+        <w:tabs>
+          <w:tab w:val="num" w:pos="2160"/>
+        </w:tabs>
+        <w:ind w:left="2160" w:hanging="360"/>
+      </w:pPr>
+      <w:rPr>
+        <w:rFonts w:ascii="Wingdings" w:hAnsi="Wingdings" w:hint="default"/>
+        <w:sz w:val="20"/>
+      </w:rPr>
+    </w:lvl>
+    <w:lvl w:ilvl="3" w:tentative="1">
+      <w:start w:val="1"/>
+      <w:numFmt w:val="bullet"/>
+      <w:lvlText w:val=""/>
+      <w:lvlJc w:val="left"/>
+      <w:pPr>
+        <w:tabs>
+          <w:tab w:val="num" w:pos="2880"/>
+        </w:tabs>
+        <w:ind w:left="2880" w:hanging="360"/>
+      </w:pPr>
+      <w:rPr>
+        <w:rFonts w:ascii="Wingdings" w:hAnsi="Wingdings" w:hint="default"/>
+        <w:sz w:val="20"/>
+      </w:rPr>
+    </w:lvl>
+    <w:lvl w:ilvl="4" w:tentative="1">
+      <w:start w:val="1"/>
+      <w:numFmt w:val="bullet"/>
+      <w:lvlText w:val=""/>
+      <w:lvlJc w:val="left"/>
+      <w:pPr>
+        <w:tabs>
+          <w:tab w:val="num" w:pos="3600"/>
+        </w:tabs>
+        <w:ind w:left="3600" w:hanging="360"/>
+      </w:pPr>
+      <w:rPr>
+        <w:rFonts w:ascii="Wingdings" w:hAnsi="Wingdings" w:hint="default"/>
+        <w:sz w:val="20"/>
+      </w:rPr>
+    </w:lvl>
+    <w:lvl w:ilvl="5" w:tentative="1">
+      <w:start w:val="1"/>
+      <w:numFmt w:val="bullet"/>
+      <w:lvlText w:val=""/>
+      <w:lvlJc w:val="left"/>
+      <w:pPr>
+        <w:tabs>
+          <w:tab w:val="num" w:pos="4320"/>
+        </w:tabs>
+        <w:ind w:left="4320" w:hanging="360"/>
+      </w:pPr>
+      <w:rPr>
+        <w:rFonts w:ascii="Wingdings" w:hAnsi="Wingdings" w:hint="default"/>
+        <w:sz w:val="20"/>
+      </w:rPr>
+    </w:lvl>
+    <w:lvl w:ilvl="6" w:tentative="1">
+      <w:start w:val="1"/>
+      <w:numFmt w:val="bullet"/>
+      <w:lvlText w:val=""/>
+      <w:lvlJc w:val="left"/>
+      <w:pPr>
+        <w:tabs>
+          <w:tab w:val="num" w:pos="5040"/>
+        </w:tabs>
+        <w:ind w:left="5040" w:hanging="360"/>
+      </w:pPr>
+      <w:rPr>
+        <w:rFonts w:ascii="Wingdings" w:hAnsi="Wingdings" w:hint="default"/>
+        <w:sz w:val="20"/>
+      </w:rPr>
+    </w:lvl>
+    <w:lvl w:ilvl="7" w:tentative="1">
+      <w:start w:val="1"/>
+      <w:numFmt w:val="bullet"/>
+      <w:lvlText w:val=""/>
+      <w:lvlJc w:val="left"/>
+      <w:pPr>
+        <w:tabs>
+          <w:tab w:val="num" w:pos="5760"/>
+        </w:tabs>
+        <w:ind w:left="5760" w:hanging="360"/>
+      </w:pPr>
+      <w:rPr>
+        <w:rFonts w:ascii="Wingdings" w:hAnsi="Wingdings" w:hint="default"/>
+        <w:sz w:val="20"/>
+      </w:rPr>
+    </w:lvl>
+    <w:lvl w:ilvl="8" w:tentative="1">
+      <w:start w:val="1"/>
+      <w:numFmt w:val="bullet"/>
+      <w:lvlText w:val=""/>
+      <w:lvlJc w:val="left"/>
+      <w:pPr>
+        <w:tabs>
+          <w:tab w:val="num" w:pos="6480"/>
+        </w:tabs>
+        <w:ind w:left="6480" w:hanging="360"/>
+      </w:pPr>
+      <w:rPr>
+        <w:rFonts w:ascii="Wingdings" w:hAnsi="Wingdings" w:hint="default"/>
+        <w:sz w:val="20"/>
+      </w:rPr>
+    </w:lvl>
+  </w:abstractNum>
+  <w:abstractNum w:abstractNumId="7" w15:restartNumberingAfterBreak="0">
+    <w:nsid w:val="2D431D2C"/>
+    <w:multiLevelType w:val="multilevel"/>
+    <w:tmpl w:val="CBD2EADE"/>
+    <w:lvl w:ilvl="0">
+      <w:start w:val="1"/>
+      <w:numFmt w:val="bullet"/>
+      <w:lvlText w:val=""/>
+      <w:lvlJc w:val="left"/>
+      <w:pPr>
+        <w:tabs>
+          <w:tab w:val="num" w:pos="1080"/>
+        </w:tabs>
+        <w:ind w:left="1080" w:hanging="360"/>
+      </w:pPr>
+      <w:rPr>
+        <w:rFonts w:ascii="Symbol" w:hAnsi="Symbol" w:hint="default"/>
+        <w:sz w:val="20"/>
+      </w:rPr>
+    </w:lvl>
+    <w:lvl w:ilvl="1" w:tentative="1">
+      <w:start w:val="1"/>
+      <w:numFmt w:val="bullet"/>
+      <w:lvlText w:val="o"/>
+      <w:lvlJc w:val="left"/>
+      <w:pPr>
+        <w:tabs>
+          <w:tab w:val="num" w:pos="1800"/>
+        </w:tabs>
+        <w:ind w:left="1800" w:hanging="360"/>
+      </w:pPr>
+      <w:rPr>
+        <w:rFonts w:ascii="Courier New" w:hAnsi="Courier New" w:hint="default"/>
+        <w:sz w:val="20"/>
+      </w:rPr>
+    </w:lvl>
+    <w:lvl w:ilvl="2" w:tentative="1">
+      <w:start w:val="1"/>
+      <w:numFmt w:val="bullet"/>
+      <w:lvlText w:val=""/>
+      <w:lvlJc w:val="left"/>
+      <w:pPr>
+        <w:tabs>
+          <w:tab w:val="num" w:pos="2520"/>
+        </w:tabs>
+        <w:ind w:left="2520" w:hanging="360"/>
+      </w:pPr>
+      <w:rPr>
+        <w:rFonts w:ascii="Wingdings" w:hAnsi="Wingdings" w:hint="default"/>
+        <w:sz w:val="20"/>
+      </w:rPr>
+    </w:lvl>
+    <w:lvl w:ilvl="3" w:tentative="1">
+      <w:start w:val="1"/>
+      <w:numFmt w:val="bullet"/>
+      <w:lvlText w:val=""/>
+      <w:lvlJc w:val="left"/>
+      <w:pPr>
+        <w:tabs>
+          <w:tab w:val="num" w:pos="3240"/>
+        </w:tabs>
+        <w:ind w:left="3240" w:hanging="360"/>
+      </w:pPr>
+      <w:rPr>
+        <w:rFonts w:ascii="Wingdings" w:hAnsi="Wingdings" w:hint="default"/>
+        <w:sz w:val="20"/>
+      </w:rPr>
+    </w:lvl>
+    <w:lvl w:ilvl="4" w:tentative="1">
+      <w:start w:val="1"/>
+      <w:numFmt w:val="bullet"/>
+      <w:lvlText w:val=""/>
+      <w:lvlJc w:val="left"/>
+      <w:pPr>
+        <w:tabs>
+          <w:tab w:val="num" w:pos="3960"/>
+        </w:tabs>
+        <w:ind w:left="3960" w:hanging="360"/>
+      </w:pPr>
+      <w:rPr>
+        <w:rFonts w:ascii="Wingdings" w:hAnsi="Wingdings" w:hint="default"/>
+        <w:sz w:val="20"/>
+      </w:rPr>
+    </w:lvl>
+    <w:lvl w:ilvl="5" w:tentative="1">
+      <w:start w:val="1"/>
+      <w:numFmt w:val="bullet"/>
+      <w:lvlText w:val=""/>
+      <w:lvlJc w:val="left"/>
+      <w:pPr>
+        <w:tabs>
+          <w:tab w:val="num" w:pos="4680"/>
+        </w:tabs>
+        <w:ind w:left="4680" w:hanging="360"/>
+      </w:pPr>
+      <w:rPr>
+        <w:rFonts w:ascii="Wingdings" w:hAnsi="Wingdings" w:hint="default"/>
+        <w:sz w:val="20"/>
+      </w:rPr>
+    </w:lvl>
+    <w:lvl w:ilvl="6" w:tentative="1">
+      <w:start w:val="1"/>
+      <w:numFmt w:val="bullet"/>
+      <w:lvlText w:val=""/>
+      <w:lvlJc w:val="left"/>
+      <w:pPr>
+        <w:tabs>
+          <w:tab w:val="num" w:pos="5400"/>
+        </w:tabs>
+        <w:ind w:left="5400" w:hanging="360"/>
+      </w:pPr>
+      <w:rPr>
+        <w:rFonts w:ascii="Wingdings" w:hAnsi="Wingdings" w:hint="default"/>
+        <w:sz w:val="20"/>
+      </w:rPr>
+    </w:lvl>
+    <w:lvl w:ilvl="7" w:tentative="1">
+      <w:start w:val="1"/>
+      <w:numFmt w:val="bullet"/>
+      <w:lvlText w:val=""/>
+      <w:lvlJc w:val="left"/>
+      <w:pPr>
+        <w:tabs>
+          <w:tab w:val="num" w:pos="6120"/>
+        </w:tabs>
+        <w:ind w:left="6120" w:hanging="360"/>
+      </w:pPr>
+      <w:rPr>
+        <w:rFonts w:ascii="Wingdings" w:hAnsi="Wingdings" w:hint="default"/>
+        <w:sz w:val="20"/>
+      </w:rPr>
+    </w:lvl>
+    <w:lvl w:ilvl="8" w:tentative="1">
+      <w:start w:val="1"/>
+      <w:numFmt w:val="bullet"/>
+      <w:lvlText w:val=""/>
+      <w:lvlJc w:val="left"/>
+      <w:pPr>
+        <w:tabs>
+          <w:tab w:val="num" w:pos="6840"/>
+        </w:tabs>
+        <w:ind w:left="6840" w:hanging="360"/>
+      </w:pPr>
+      <w:rPr>
+        <w:rFonts w:ascii="Wingdings" w:hAnsi="Wingdings" w:hint="default"/>
+        <w:sz w:val="20"/>
+      </w:rPr>
+    </w:lvl>
+  </w:abstractNum>
+  <w:abstractNum w:abstractNumId="8" w15:restartNumberingAfterBreak="0">
+    <w:nsid w:val="36E9445C"/>
+    <w:multiLevelType w:val="multilevel"/>
+    <w:tmpl w:val="60F6541E"/>
+    <w:lvl w:ilvl="0">
+      <w:start w:val="1"/>
+      <w:numFmt w:val="bullet"/>
+      <w:lvlText w:val=""/>
+      <w:lvlJc w:val="left"/>
+      <w:pPr>
+        <w:tabs>
+          <w:tab w:val="num" w:pos="720"/>
+        </w:tabs>
+        <w:ind w:left="720" w:hanging="360"/>
+      </w:pPr>
+      <w:rPr>
+        <w:rFonts w:ascii="Symbol" w:hAnsi="Symbol" w:hint="default"/>
+        <w:sz w:val="20"/>
+      </w:rPr>
+    </w:lvl>
+    <w:lvl w:ilvl="1" w:tentative="1">
+      <w:start w:val="1"/>
+      <w:numFmt w:val="bullet"/>
+      <w:lvlText w:val="o"/>
+      <w:lvlJc w:val="left"/>
+      <w:pPr>
+        <w:tabs>
+          <w:tab w:val="num" w:pos="1440"/>
+        </w:tabs>
+        <w:ind w:left="1440" w:hanging="360"/>
+      </w:pPr>
+      <w:rPr>
+        <w:rFonts w:ascii="Courier New" w:hAnsi="Courier New" w:hint="default"/>
+        <w:sz w:val="20"/>
+      </w:rPr>
+    </w:lvl>
+    <w:lvl w:ilvl="2" w:tentative="1">
+      <w:start w:val="1"/>
+      <w:numFmt w:val="bullet"/>
+      <w:lvlText w:val=""/>
+      <w:lvlJc w:val="left"/>
+      <w:pPr>
+        <w:tabs>
+          <w:tab w:val="num" w:pos="2160"/>
+        </w:tabs>
+        <w:ind w:left="2160" w:hanging="360"/>
+      </w:pPr>
+      <w:rPr>
+        <w:rFonts w:ascii="Wingdings" w:hAnsi="Wingdings" w:hint="default"/>
+        <w:sz w:val="20"/>
+      </w:rPr>
+    </w:lvl>
+    <w:lvl w:ilvl="3" w:tentative="1">
+      <w:start w:val="1"/>
+      <w:numFmt w:val="bullet"/>
+      <w:lvlText w:val=""/>
+      <w:lvlJc w:val="left"/>
+      <w:pPr>
+        <w:tabs>
+          <w:tab w:val="num" w:pos="2880"/>
+        </w:tabs>
+        <w:ind w:left="2880" w:hanging="360"/>
+      </w:pPr>
+      <w:rPr>
+        <w:rFonts w:ascii="Wingdings" w:hAnsi="Wingdings" w:hint="default"/>
+        <w:sz w:val="20"/>
+      </w:rPr>
+    </w:lvl>
+    <w:lvl w:ilvl="4" w:tentative="1">
+      <w:start w:val="1"/>
+      <w:numFmt w:val="bullet"/>
+      <w:lvlText w:val=""/>
+      <w:lvlJc w:val="left"/>
+      <w:pPr>
+        <w:tabs>
+          <w:tab w:val="num" w:pos="3600"/>
+        </w:tabs>
+        <w:ind w:left="3600" w:hanging="360"/>
+      </w:pPr>
+      <w:rPr>
+        <w:rFonts w:ascii="Wingdings" w:hAnsi="Wingdings" w:hint="default"/>
+        <w:sz w:val="20"/>
+      </w:rPr>
+    </w:lvl>
+    <w:lvl w:ilvl="5" w:tentative="1">
+      <w:start w:val="1"/>
+      <w:numFmt w:val="bullet"/>
+      <w:lvlText w:val=""/>
+      <w:lvlJc w:val="left"/>
+      <w:pPr>
+        <w:tabs>
+          <w:tab w:val="num" w:pos="4320"/>
+        </w:tabs>
+        <w:ind w:left="4320" w:hanging="360"/>
+      </w:pPr>
+      <w:rPr>
+        <w:rFonts w:ascii="Wingdings" w:hAnsi="Wingdings" w:hint="default"/>
+        <w:sz w:val="20"/>
+      </w:rPr>
+    </w:lvl>
+    <w:lvl w:ilvl="6" w:tentative="1">
+      <w:start w:val="1"/>
+      <w:numFmt w:val="bullet"/>
+      <w:lvlText w:val=""/>
+      <w:lvlJc w:val="left"/>
+      <w:pPr>
+        <w:tabs>
+          <w:tab w:val="num" w:pos="5040"/>
+        </w:tabs>
+        <w:ind w:left="5040" w:hanging="360"/>
+      </w:pPr>
+      <w:rPr>
+        <w:rFonts w:ascii="Wingdings" w:hAnsi="Wingdings" w:hint="default"/>
+        <w:sz w:val="20"/>
+      </w:rPr>
+    </w:lvl>
+    <w:lvl w:ilvl="7" w:tentative="1">
+      <w:start w:val="1"/>
+      <w:numFmt w:val="bullet"/>
+      <w:lvlText w:val=""/>
+      <w:lvlJc w:val="left"/>
+      <w:pPr>
+        <w:tabs>
+          <w:tab w:val="num" w:pos="5760"/>
+        </w:tabs>
+        <w:ind w:left="5760" w:hanging="360"/>
+      </w:pPr>
+      <w:rPr>
+        <w:rFonts w:ascii="Wingdings" w:hAnsi="Wingdings" w:hint="default"/>
+        <w:sz w:val="20"/>
+      </w:rPr>
+    </w:lvl>
+    <w:lvl w:ilvl="8" w:tentative="1">
+      <w:start w:val="1"/>
+      <w:numFmt w:val="bullet"/>
+      <w:lvlText w:val=""/>
+      <w:lvlJc w:val="left"/>
+      <w:pPr>
+        <w:tabs>
+          <w:tab w:val="num" w:pos="6480"/>
+        </w:tabs>
+        <w:ind w:left="6480" w:hanging="360"/>
+      </w:pPr>
+      <w:rPr>
+        <w:rFonts w:ascii="Wingdings" w:hAnsi="Wingdings" w:hint="default"/>
+        <w:sz w:val="20"/>
+      </w:rPr>
+    </w:lvl>
+  </w:abstractNum>
+  <w:abstractNum w:abstractNumId="9" w15:restartNumberingAfterBreak="0">
+    <w:nsid w:val="378A72E9"/>
+    <w:multiLevelType w:val="multilevel"/>
+    <w:tmpl w:val="58645D0E"/>
+    <w:lvl w:ilvl="0">
+      <w:start w:val="1"/>
+      <w:numFmt w:val="bullet"/>
+      <w:lvlText w:val=""/>
+      <w:lvlJc w:val="left"/>
+      <w:pPr>
+        <w:tabs>
+          <w:tab w:val="num" w:pos="720"/>
+        </w:tabs>
+        <w:ind w:left="720" w:hanging="360"/>
+      </w:pPr>
+      <w:rPr>
+        <w:rFonts w:ascii="Symbol" w:hAnsi="Symbol" w:hint="default"/>
+        <w:sz w:val="20"/>
+      </w:rPr>
+    </w:lvl>
+    <w:lvl w:ilvl="1">
+      <w:start w:val="1"/>
+      <w:numFmt w:val="bullet"/>
+      <w:lvlText w:val="o"/>
+      <w:lvlJc w:val="left"/>
+      <w:pPr>
+        <w:tabs>
+          <w:tab w:val="num" w:pos="1440"/>
+        </w:tabs>
+        <w:ind w:left="1440" w:hanging="360"/>
+      </w:pPr>
+      <w:rPr>
+        <w:rFonts w:ascii="Courier New" w:hAnsi="Courier New" w:hint="default"/>
+        <w:sz w:val="20"/>
+      </w:rPr>
+    </w:lvl>
+    <w:lvl w:ilvl="2" w:tentative="1">
+      <w:start w:val="1"/>
+      <w:numFmt w:val="bullet"/>
+      <w:lvlText w:val=""/>
+      <w:lvlJc w:val="left"/>
+      <w:pPr>
+        <w:tabs>
+          <w:tab w:val="num" w:pos="2160"/>
+        </w:tabs>
+        <w:ind w:left="2160" w:hanging="360"/>
+      </w:pPr>
+      <w:rPr>
+        <w:rFonts w:ascii="Wingdings" w:hAnsi="Wingdings" w:hint="default"/>
+        <w:sz w:val="20"/>
+      </w:rPr>
+    </w:lvl>
+    <w:lvl w:ilvl="3" w:tentative="1">
+      <w:start w:val="1"/>
+      <w:numFmt w:val="bullet"/>
+      <w:lvlText w:val=""/>
+      <w:lvlJc w:val="left"/>
+      <w:pPr>
+        <w:tabs>
+          <w:tab w:val="num" w:pos="2880"/>
+        </w:tabs>
+        <w:ind w:left="2880" w:hanging="360"/>
+      </w:pPr>
+      <w:rPr>
+        <w:rFonts w:ascii="Wingdings" w:hAnsi="Wingdings" w:hint="default"/>
+        <w:sz w:val="20"/>
+      </w:rPr>
+    </w:lvl>
+    <w:lvl w:ilvl="4" w:tentative="1">
+      <w:start w:val="1"/>
+      <w:numFmt w:val="bullet"/>
+      <w:lvlText w:val=""/>
+      <w:lvlJc w:val="left"/>
+      <w:pPr>
+        <w:tabs>
+          <w:tab w:val="num" w:pos="3600"/>
+        </w:tabs>
+        <w:ind w:left="3600" w:hanging="360"/>
+      </w:pPr>
+      <w:rPr>
+        <w:rFonts w:ascii="Wingdings" w:hAnsi="Wingdings" w:hint="default"/>
+        <w:sz w:val="20"/>
+      </w:rPr>
+    </w:lvl>
+    <w:lvl w:ilvl="5" w:tentative="1">
+      <w:start w:val="1"/>
+      <w:numFmt w:val="bullet"/>
+      <w:lvlText w:val=""/>
+      <w:lvlJc w:val="left"/>
+      <w:pPr>
+        <w:tabs>
+          <w:tab w:val="num" w:pos="4320"/>
+        </w:tabs>
+        <w:ind w:left="4320" w:hanging="360"/>
+      </w:pPr>
+      <w:rPr>
+        <w:rFonts w:ascii="Wingdings" w:hAnsi="Wingdings" w:hint="default"/>
+        <w:sz w:val="20"/>
+      </w:rPr>
+    </w:lvl>
+    <w:lvl w:ilvl="6" w:tentative="1">
+      <w:start w:val="1"/>
+      <w:numFmt w:val="bullet"/>
+      <w:lvlText w:val=""/>
+      <w:lvlJc w:val="left"/>
+      <w:pPr>
+        <w:tabs>
+          <w:tab w:val="num" w:pos="5040"/>
+        </w:tabs>
+        <w:ind w:left="5040" w:hanging="360"/>
+      </w:pPr>
+      <w:rPr>
+        <w:rFonts w:ascii="Wingdings" w:hAnsi="Wingdings" w:hint="default"/>
+        <w:sz w:val="20"/>
+      </w:rPr>
+    </w:lvl>
+    <w:lvl w:ilvl="7" w:tentative="1">
+      <w:start w:val="1"/>
+      <w:numFmt w:val="bullet"/>
+      <w:lvlText w:val=""/>
+      <w:lvlJc w:val="left"/>
+      <w:pPr>
+        <w:tabs>
+          <w:tab w:val="num" w:pos="5760"/>
+        </w:tabs>
+        <w:ind w:left="5760" w:hanging="360"/>
+      </w:pPr>
+      <w:rPr>
+        <w:rFonts w:ascii="Wingdings" w:hAnsi="Wingdings" w:hint="default"/>
+        <w:sz w:val="20"/>
+      </w:rPr>
+    </w:lvl>
+    <w:lvl w:ilvl="8" w:tentative="1">
+      <w:start w:val="1"/>
+      <w:numFmt w:val="bullet"/>
+      <w:lvlText w:val=""/>
+      <w:lvlJc w:val="left"/>
+      <w:pPr>
+        <w:tabs>
+          <w:tab w:val="num" w:pos="6480"/>
+        </w:tabs>
+        <w:ind w:left="6480" w:hanging="360"/>
+      </w:pPr>
+      <w:rPr>
+        <w:rFonts w:ascii="Wingdings" w:hAnsi="Wingdings" w:hint="default"/>
+        <w:sz w:val="20"/>
+      </w:rPr>
+    </w:lvl>
+  </w:abstractNum>
+  <w:abstractNum w:abstractNumId="10" w15:restartNumberingAfterBreak="0">
     <w:nsid w:val="3EBA13A5"/>
     <w:multiLevelType w:val="hybridMultilevel"/>
     <w:tmpl w:val="8F4A6F44"/>
@@ -1135,7 +2874,454 @@
       </w:rPr>
     </w:lvl>
   </w:abstractNum>
-  <w:abstractNum w:abstractNumId="3" w15:restartNumberingAfterBreak="0">
+  <w:abstractNum w:abstractNumId="11" w15:restartNumberingAfterBreak="0">
+    <w:nsid w:val="44605B1D"/>
+    <w:multiLevelType w:val="multilevel"/>
+    <w:tmpl w:val="1242B060"/>
+    <w:lvl w:ilvl="0">
+      <w:start w:val="1"/>
+      <w:numFmt w:val="bullet"/>
+      <w:lvlText w:val=""/>
+      <w:lvlJc w:val="left"/>
+      <w:pPr>
+        <w:tabs>
+          <w:tab w:val="num" w:pos="720"/>
+        </w:tabs>
+        <w:ind w:left="720" w:hanging="360"/>
+      </w:pPr>
+      <w:rPr>
+        <w:rFonts w:ascii="Symbol" w:hAnsi="Symbol" w:hint="default"/>
+        <w:sz w:val="20"/>
+      </w:rPr>
+    </w:lvl>
+    <w:lvl w:ilvl="1">
+      <w:start w:val="1"/>
+      <w:numFmt w:val="bullet"/>
+      <w:lvlText w:val="o"/>
+      <w:lvlJc w:val="left"/>
+      <w:pPr>
+        <w:tabs>
+          <w:tab w:val="num" w:pos="1440"/>
+        </w:tabs>
+        <w:ind w:left="1440" w:hanging="360"/>
+      </w:pPr>
+      <w:rPr>
+        <w:rFonts w:ascii="Courier New" w:hAnsi="Courier New" w:hint="default"/>
+        <w:sz w:val="20"/>
+      </w:rPr>
+    </w:lvl>
+    <w:lvl w:ilvl="2" w:tentative="1">
+      <w:start w:val="1"/>
+      <w:numFmt w:val="bullet"/>
+      <w:lvlText w:val=""/>
+      <w:lvlJc w:val="left"/>
+      <w:pPr>
+        <w:tabs>
+          <w:tab w:val="num" w:pos="2160"/>
+        </w:tabs>
+        <w:ind w:left="2160" w:hanging="360"/>
+      </w:pPr>
+      <w:rPr>
+        <w:rFonts w:ascii="Wingdings" w:hAnsi="Wingdings" w:hint="default"/>
+        <w:sz w:val="20"/>
+      </w:rPr>
+    </w:lvl>
+    <w:lvl w:ilvl="3" w:tentative="1">
+      <w:start w:val="1"/>
+      <w:numFmt w:val="bullet"/>
+      <w:lvlText w:val=""/>
+      <w:lvlJc w:val="left"/>
+      <w:pPr>
+        <w:tabs>
+          <w:tab w:val="num" w:pos="2880"/>
+        </w:tabs>
+        <w:ind w:left="2880" w:hanging="360"/>
+      </w:pPr>
+      <w:rPr>
+        <w:rFonts w:ascii="Wingdings" w:hAnsi="Wingdings" w:hint="default"/>
+        <w:sz w:val="20"/>
+      </w:rPr>
+    </w:lvl>
+    <w:lvl w:ilvl="4" w:tentative="1">
+      <w:start w:val="1"/>
+      <w:numFmt w:val="bullet"/>
+      <w:lvlText w:val=""/>
+      <w:lvlJc w:val="left"/>
+      <w:pPr>
+        <w:tabs>
+          <w:tab w:val="num" w:pos="3600"/>
+        </w:tabs>
+        <w:ind w:left="3600" w:hanging="360"/>
+      </w:pPr>
+      <w:rPr>
+        <w:rFonts w:ascii="Wingdings" w:hAnsi="Wingdings" w:hint="default"/>
+        <w:sz w:val="20"/>
+      </w:rPr>
+    </w:lvl>
+    <w:lvl w:ilvl="5" w:tentative="1">
+      <w:start w:val="1"/>
+      <w:numFmt w:val="bullet"/>
+      <w:lvlText w:val=""/>
+      <w:lvlJc w:val="left"/>
+      <w:pPr>
+        <w:tabs>
+          <w:tab w:val="num" w:pos="4320"/>
+        </w:tabs>
+        <w:ind w:left="4320" w:hanging="360"/>
+      </w:pPr>
+      <w:rPr>
+        <w:rFonts w:ascii="Wingdings" w:hAnsi="Wingdings" w:hint="default"/>
+        <w:sz w:val="20"/>
+      </w:rPr>
+    </w:lvl>
+    <w:lvl w:ilvl="6" w:tentative="1">
+      <w:start w:val="1"/>
+      <w:numFmt w:val="bullet"/>
+      <w:lvlText w:val=""/>
+      <w:lvlJc w:val="left"/>
+      <w:pPr>
+        <w:tabs>
+          <w:tab w:val="num" w:pos="5040"/>
+        </w:tabs>
+        <w:ind w:left="5040" w:hanging="360"/>
+      </w:pPr>
+      <w:rPr>
+        <w:rFonts w:ascii="Wingdings" w:hAnsi="Wingdings" w:hint="default"/>
+        <w:sz w:val="20"/>
+      </w:rPr>
+    </w:lvl>
+    <w:lvl w:ilvl="7" w:tentative="1">
+      <w:start w:val="1"/>
+      <w:numFmt w:val="bullet"/>
+      <w:lvlText w:val=""/>
+      <w:lvlJc w:val="left"/>
+      <w:pPr>
+        <w:tabs>
+          <w:tab w:val="num" w:pos="5760"/>
+        </w:tabs>
+        <w:ind w:left="5760" w:hanging="360"/>
+      </w:pPr>
+      <w:rPr>
+        <w:rFonts w:ascii="Wingdings" w:hAnsi="Wingdings" w:hint="default"/>
+        <w:sz w:val="20"/>
+      </w:rPr>
+    </w:lvl>
+    <w:lvl w:ilvl="8" w:tentative="1">
+      <w:start w:val="1"/>
+      <w:numFmt w:val="bullet"/>
+      <w:lvlText w:val=""/>
+      <w:lvlJc w:val="left"/>
+      <w:pPr>
+        <w:tabs>
+          <w:tab w:val="num" w:pos="6480"/>
+        </w:tabs>
+        <w:ind w:left="6480" w:hanging="360"/>
+      </w:pPr>
+      <w:rPr>
+        <w:rFonts w:ascii="Wingdings" w:hAnsi="Wingdings" w:hint="default"/>
+        <w:sz w:val="20"/>
+      </w:rPr>
+    </w:lvl>
+  </w:abstractNum>
+  <w:abstractNum w:abstractNumId="12" w15:restartNumberingAfterBreak="0">
+    <w:nsid w:val="4C11772D"/>
+    <w:multiLevelType w:val="multilevel"/>
+    <w:tmpl w:val="7BB2C0A8"/>
+    <w:lvl w:ilvl="0">
+      <w:start w:val="1"/>
+      <w:numFmt w:val="bullet"/>
+      <w:lvlText w:val=""/>
+      <w:lvlJc w:val="left"/>
+      <w:pPr>
+        <w:tabs>
+          <w:tab w:val="num" w:pos="720"/>
+        </w:tabs>
+        <w:ind w:left="720" w:hanging="360"/>
+      </w:pPr>
+      <w:rPr>
+        <w:rFonts w:ascii="Symbol" w:hAnsi="Symbol" w:hint="default"/>
+        <w:sz w:val="20"/>
+      </w:rPr>
+    </w:lvl>
+    <w:lvl w:ilvl="1">
+      <w:start w:val="1"/>
+      <w:numFmt w:val="bullet"/>
+      <w:lvlText w:val="o"/>
+      <w:lvlJc w:val="left"/>
+      <w:pPr>
+        <w:tabs>
+          <w:tab w:val="num" w:pos="1440"/>
+        </w:tabs>
+        <w:ind w:left="1440" w:hanging="360"/>
+      </w:pPr>
+      <w:rPr>
+        <w:rFonts w:ascii="Courier New" w:hAnsi="Courier New" w:hint="default"/>
+        <w:sz w:val="20"/>
+      </w:rPr>
+    </w:lvl>
+    <w:lvl w:ilvl="2">
+      <w:start w:val="1"/>
+      <w:numFmt w:val="bullet"/>
+      <w:lvlText w:val=""/>
+      <w:lvlJc w:val="left"/>
+      <w:pPr>
+        <w:tabs>
+          <w:tab w:val="num" w:pos="2160"/>
+        </w:tabs>
+        <w:ind w:left="2160" w:hanging="360"/>
+      </w:pPr>
+      <w:rPr>
+        <w:rFonts w:ascii="Wingdings" w:hAnsi="Wingdings" w:hint="default"/>
+        <w:sz w:val="20"/>
+      </w:rPr>
+    </w:lvl>
+    <w:lvl w:ilvl="3" w:tentative="1">
+      <w:start w:val="1"/>
+      <w:numFmt w:val="bullet"/>
+      <w:lvlText w:val=""/>
+      <w:lvlJc w:val="left"/>
+      <w:pPr>
+        <w:tabs>
+          <w:tab w:val="num" w:pos="2880"/>
+        </w:tabs>
+        <w:ind w:left="2880" w:hanging="360"/>
+      </w:pPr>
+      <w:rPr>
+        <w:rFonts w:ascii="Wingdings" w:hAnsi="Wingdings" w:hint="default"/>
+        <w:sz w:val="20"/>
+      </w:rPr>
+    </w:lvl>
+    <w:lvl w:ilvl="4" w:tentative="1">
+      <w:start w:val="1"/>
+      <w:numFmt w:val="bullet"/>
+      <w:lvlText w:val=""/>
+      <w:lvlJc w:val="left"/>
+      <w:pPr>
+        <w:tabs>
+          <w:tab w:val="num" w:pos="3600"/>
+        </w:tabs>
+        <w:ind w:left="3600" w:hanging="360"/>
+      </w:pPr>
+      <w:rPr>
+        <w:rFonts w:ascii="Wingdings" w:hAnsi="Wingdings" w:hint="default"/>
+        <w:sz w:val="20"/>
+      </w:rPr>
+    </w:lvl>
+    <w:lvl w:ilvl="5" w:tentative="1">
+      <w:start w:val="1"/>
+      <w:numFmt w:val="bullet"/>
+      <w:lvlText w:val=""/>
+      <w:lvlJc w:val="left"/>
+      <w:pPr>
+        <w:tabs>
+          <w:tab w:val="num" w:pos="4320"/>
+        </w:tabs>
+        <w:ind w:left="4320" w:hanging="360"/>
+      </w:pPr>
+      <w:rPr>
+        <w:rFonts w:ascii="Wingdings" w:hAnsi="Wingdings" w:hint="default"/>
+        <w:sz w:val="20"/>
+      </w:rPr>
+    </w:lvl>
+    <w:lvl w:ilvl="6" w:tentative="1">
+      <w:start w:val="1"/>
+      <w:numFmt w:val="bullet"/>
+      <w:lvlText w:val=""/>
+      <w:lvlJc w:val="left"/>
+      <w:pPr>
+        <w:tabs>
+          <w:tab w:val="num" w:pos="5040"/>
+        </w:tabs>
+        <w:ind w:left="5040" w:hanging="360"/>
+      </w:pPr>
+      <w:rPr>
+        <w:rFonts w:ascii="Wingdings" w:hAnsi="Wingdings" w:hint="default"/>
+        <w:sz w:val="20"/>
+      </w:rPr>
+    </w:lvl>
+    <w:lvl w:ilvl="7" w:tentative="1">
+      <w:start w:val="1"/>
+      <w:numFmt w:val="bullet"/>
+      <w:lvlText w:val=""/>
+      <w:lvlJc w:val="left"/>
+      <w:pPr>
+        <w:tabs>
+          <w:tab w:val="num" w:pos="5760"/>
+        </w:tabs>
+        <w:ind w:left="5760" w:hanging="360"/>
+      </w:pPr>
+      <w:rPr>
+        <w:rFonts w:ascii="Wingdings" w:hAnsi="Wingdings" w:hint="default"/>
+        <w:sz w:val="20"/>
+      </w:rPr>
+    </w:lvl>
+    <w:lvl w:ilvl="8" w:tentative="1">
+      <w:start w:val="1"/>
+      <w:numFmt w:val="bullet"/>
+      <w:lvlText w:val=""/>
+      <w:lvlJc w:val="left"/>
+      <w:pPr>
+        <w:tabs>
+          <w:tab w:val="num" w:pos="6480"/>
+        </w:tabs>
+        <w:ind w:left="6480" w:hanging="360"/>
+      </w:pPr>
+      <w:rPr>
+        <w:rFonts w:ascii="Wingdings" w:hAnsi="Wingdings" w:hint="default"/>
+        <w:sz w:val="20"/>
+      </w:rPr>
+    </w:lvl>
+  </w:abstractNum>
+  <w:abstractNum w:abstractNumId="13" w15:restartNumberingAfterBreak="0">
+    <w:nsid w:val="4E847397"/>
+    <w:multiLevelType w:val="multilevel"/>
+    <w:tmpl w:val="8AE04AA8"/>
+    <w:lvl w:ilvl="0">
+      <w:start w:val="1"/>
+      <w:numFmt w:val="bullet"/>
+      <w:lvlText w:val=""/>
+      <w:lvlJc w:val="left"/>
+      <w:pPr>
+        <w:tabs>
+          <w:tab w:val="num" w:pos="720"/>
+        </w:tabs>
+        <w:ind w:left="720" w:hanging="360"/>
+      </w:pPr>
+      <w:rPr>
+        <w:rFonts w:ascii="Symbol" w:hAnsi="Symbol" w:hint="default"/>
+        <w:sz w:val="20"/>
+      </w:rPr>
+    </w:lvl>
+    <w:lvl w:ilvl="1" w:tentative="1">
+      <w:start w:val="1"/>
+      <w:numFmt w:val="bullet"/>
+      <w:lvlText w:val="o"/>
+      <w:lvlJc w:val="left"/>
+      <w:pPr>
+        <w:tabs>
+          <w:tab w:val="num" w:pos="1440"/>
+        </w:tabs>
+        <w:ind w:left="1440" w:hanging="360"/>
+      </w:pPr>
+      <w:rPr>
+        <w:rFonts w:ascii="Courier New" w:hAnsi="Courier New" w:hint="default"/>
+        <w:sz w:val="20"/>
+      </w:rPr>
+    </w:lvl>
+    <w:lvl w:ilvl="2" w:tentative="1">
+      <w:start w:val="1"/>
+      <w:numFmt w:val="bullet"/>
+      <w:lvlText w:val=""/>
+      <w:lvlJc w:val="left"/>
+      <w:pPr>
+        <w:tabs>
+          <w:tab w:val="num" w:pos="2160"/>
+        </w:tabs>
+        <w:ind w:left="2160" w:hanging="360"/>
+      </w:pPr>
+      <w:rPr>
+        <w:rFonts w:ascii="Wingdings" w:hAnsi="Wingdings" w:hint="default"/>
+        <w:sz w:val="20"/>
+      </w:rPr>
+    </w:lvl>
+    <w:lvl w:ilvl="3" w:tentative="1">
+      <w:start w:val="1"/>
+      <w:numFmt w:val="bullet"/>
+      <w:lvlText w:val=""/>
+      <w:lvlJc w:val="left"/>
+      <w:pPr>
+        <w:tabs>
+          <w:tab w:val="num" w:pos="2880"/>
+        </w:tabs>
+        <w:ind w:left="2880" w:hanging="360"/>
+      </w:pPr>
+      <w:rPr>
+        <w:rFonts w:ascii="Wingdings" w:hAnsi="Wingdings" w:hint="default"/>
+        <w:sz w:val="20"/>
+      </w:rPr>
+    </w:lvl>
+    <w:lvl w:ilvl="4" w:tentative="1">
+      <w:start w:val="1"/>
+      <w:numFmt w:val="bullet"/>
+      <w:lvlText w:val=""/>
+      <w:lvlJc w:val="left"/>
+      <w:pPr>
+        <w:tabs>
+          <w:tab w:val="num" w:pos="3600"/>
+        </w:tabs>
+        <w:ind w:left="3600" w:hanging="360"/>
+      </w:pPr>
+      <w:rPr>
+        <w:rFonts w:ascii="Wingdings" w:hAnsi="Wingdings" w:hint="default"/>
+        <w:sz w:val="20"/>
+      </w:rPr>
+    </w:lvl>
+    <w:lvl w:ilvl="5" w:tentative="1">
+      <w:start w:val="1"/>
+      <w:numFmt w:val="bullet"/>
+      <w:lvlText w:val=""/>
+      <w:lvlJc w:val="left"/>
+      <w:pPr>
+        <w:tabs>
+          <w:tab w:val="num" w:pos="4320"/>
+        </w:tabs>
+        <w:ind w:left="4320" w:hanging="360"/>
+      </w:pPr>
+      <w:rPr>
+        <w:rFonts w:ascii="Wingdings" w:hAnsi="Wingdings" w:hint="default"/>
+        <w:sz w:val="20"/>
+      </w:rPr>
+    </w:lvl>
+    <w:lvl w:ilvl="6" w:tentative="1">
+      <w:start w:val="1"/>
+      <w:numFmt w:val="bullet"/>
+      <w:lvlText w:val=""/>
+      <w:lvlJc w:val="left"/>
+      <w:pPr>
+        <w:tabs>
+          <w:tab w:val="num" w:pos="5040"/>
+        </w:tabs>
+        <w:ind w:left="5040" w:hanging="360"/>
+      </w:pPr>
+      <w:rPr>
+        <w:rFonts w:ascii="Wingdings" w:hAnsi="Wingdings" w:hint="default"/>
+        <w:sz w:val="20"/>
+      </w:rPr>
+    </w:lvl>
+    <w:lvl w:ilvl="7" w:tentative="1">
+      <w:start w:val="1"/>
+      <w:numFmt w:val="bullet"/>
+      <w:lvlText w:val=""/>
+      <w:lvlJc w:val="left"/>
+      <w:pPr>
+        <w:tabs>
+          <w:tab w:val="num" w:pos="5760"/>
+        </w:tabs>
+        <w:ind w:left="5760" w:hanging="360"/>
+      </w:pPr>
+      <w:rPr>
+        <w:rFonts w:ascii="Wingdings" w:hAnsi="Wingdings" w:hint="default"/>
+        <w:sz w:val="20"/>
+      </w:rPr>
+    </w:lvl>
+    <w:lvl w:ilvl="8" w:tentative="1">
+      <w:start w:val="1"/>
+      <w:numFmt w:val="bullet"/>
+      <w:lvlText w:val=""/>
+      <w:lvlJc w:val="left"/>
+      <w:pPr>
+        <w:tabs>
+          <w:tab w:val="num" w:pos="6480"/>
+        </w:tabs>
+        <w:ind w:left="6480" w:hanging="360"/>
+      </w:pPr>
+      <w:rPr>
+        <w:rFonts w:ascii="Wingdings" w:hAnsi="Wingdings" w:hint="default"/>
+        <w:sz w:val="20"/>
+      </w:rPr>
+    </w:lvl>
+  </w:abstractNum>
+  <w:abstractNum w:abstractNumId="14" w15:restartNumberingAfterBreak="0">
     <w:nsid w:val="5286164A"/>
     <w:multiLevelType w:val="multilevel"/>
     <w:tmpl w:val="97343B36"/>
@@ -1284,7 +3470,752 @@
       </w:rPr>
     </w:lvl>
   </w:abstractNum>
-  <w:abstractNum w:abstractNumId="4" w15:restartNumberingAfterBreak="0">
+  <w:abstractNum w:abstractNumId="15" w15:restartNumberingAfterBreak="0">
+    <w:nsid w:val="54CC66E1"/>
+    <w:multiLevelType w:val="multilevel"/>
+    <w:tmpl w:val="1242B060"/>
+    <w:lvl w:ilvl="0">
+      <w:start w:val="1"/>
+      <w:numFmt w:val="bullet"/>
+      <w:lvlText w:val=""/>
+      <w:lvlJc w:val="left"/>
+      <w:pPr>
+        <w:tabs>
+          <w:tab w:val="num" w:pos="720"/>
+        </w:tabs>
+        <w:ind w:left="720" w:hanging="360"/>
+      </w:pPr>
+      <w:rPr>
+        <w:rFonts w:ascii="Symbol" w:hAnsi="Symbol" w:hint="default"/>
+        <w:sz w:val="20"/>
+      </w:rPr>
+    </w:lvl>
+    <w:lvl w:ilvl="1">
+      <w:start w:val="1"/>
+      <w:numFmt w:val="bullet"/>
+      <w:lvlText w:val="o"/>
+      <w:lvlJc w:val="left"/>
+      <w:pPr>
+        <w:tabs>
+          <w:tab w:val="num" w:pos="1440"/>
+        </w:tabs>
+        <w:ind w:left="1440" w:hanging="360"/>
+      </w:pPr>
+      <w:rPr>
+        <w:rFonts w:ascii="Courier New" w:hAnsi="Courier New" w:hint="default"/>
+        <w:sz w:val="20"/>
+      </w:rPr>
+    </w:lvl>
+    <w:lvl w:ilvl="2" w:tentative="1">
+      <w:start w:val="1"/>
+      <w:numFmt w:val="bullet"/>
+      <w:lvlText w:val=""/>
+      <w:lvlJc w:val="left"/>
+      <w:pPr>
+        <w:tabs>
+          <w:tab w:val="num" w:pos="2160"/>
+        </w:tabs>
+        <w:ind w:left="2160" w:hanging="360"/>
+      </w:pPr>
+      <w:rPr>
+        <w:rFonts w:ascii="Wingdings" w:hAnsi="Wingdings" w:hint="default"/>
+        <w:sz w:val="20"/>
+      </w:rPr>
+    </w:lvl>
+    <w:lvl w:ilvl="3" w:tentative="1">
+      <w:start w:val="1"/>
+      <w:numFmt w:val="bullet"/>
+      <w:lvlText w:val=""/>
+      <w:lvlJc w:val="left"/>
+      <w:pPr>
+        <w:tabs>
+          <w:tab w:val="num" w:pos="2880"/>
+        </w:tabs>
+        <w:ind w:left="2880" w:hanging="360"/>
+      </w:pPr>
+      <w:rPr>
+        <w:rFonts w:ascii="Wingdings" w:hAnsi="Wingdings" w:hint="default"/>
+        <w:sz w:val="20"/>
+      </w:rPr>
+    </w:lvl>
+    <w:lvl w:ilvl="4" w:tentative="1">
+      <w:start w:val="1"/>
+      <w:numFmt w:val="bullet"/>
+      <w:lvlText w:val=""/>
+      <w:lvlJc w:val="left"/>
+      <w:pPr>
+        <w:tabs>
+          <w:tab w:val="num" w:pos="3600"/>
+        </w:tabs>
+        <w:ind w:left="3600" w:hanging="360"/>
+      </w:pPr>
+      <w:rPr>
+        <w:rFonts w:ascii="Wingdings" w:hAnsi="Wingdings" w:hint="default"/>
+        <w:sz w:val="20"/>
+      </w:rPr>
+    </w:lvl>
+    <w:lvl w:ilvl="5" w:tentative="1">
+      <w:start w:val="1"/>
+      <w:numFmt w:val="bullet"/>
+      <w:lvlText w:val=""/>
+      <w:lvlJc w:val="left"/>
+      <w:pPr>
+        <w:tabs>
+          <w:tab w:val="num" w:pos="4320"/>
+        </w:tabs>
+        <w:ind w:left="4320" w:hanging="360"/>
+      </w:pPr>
+      <w:rPr>
+        <w:rFonts w:ascii="Wingdings" w:hAnsi="Wingdings" w:hint="default"/>
+        <w:sz w:val="20"/>
+      </w:rPr>
+    </w:lvl>
+    <w:lvl w:ilvl="6" w:tentative="1">
+      <w:start w:val="1"/>
+      <w:numFmt w:val="bullet"/>
+      <w:lvlText w:val=""/>
+      <w:lvlJc w:val="left"/>
+      <w:pPr>
+        <w:tabs>
+          <w:tab w:val="num" w:pos="5040"/>
+        </w:tabs>
+        <w:ind w:left="5040" w:hanging="360"/>
+      </w:pPr>
+      <w:rPr>
+        <w:rFonts w:ascii="Wingdings" w:hAnsi="Wingdings" w:hint="default"/>
+        <w:sz w:val="20"/>
+      </w:rPr>
+    </w:lvl>
+    <w:lvl w:ilvl="7" w:tentative="1">
+      <w:start w:val="1"/>
+      <w:numFmt w:val="bullet"/>
+      <w:lvlText w:val=""/>
+      <w:lvlJc w:val="left"/>
+      <w:pPr>
+        <w:tabs>
+          <w:tab w:val="num" w:pos="5760"/>
+        </w:tabs>
+        <w:ind w:left="5760" w:hanging="360"/>
+      </w:pPr>
+      <w:rPr>
+        <w:rFonts w:ascii="Wingdings" w:hAnsi="Wingdings" w:hint="default"/>
+        <w:sz w:val="20"/>
+      </w:rPr>
+    </w:lvl>
+    <w:lvl w:ilvl="8" w:tentative="1">
+      <w:start w:val="1"/>
+      <w:numFmt w:val="bullet"/>
+      <w:lvlText w:val=""/>
+      <w:lvlJc w:val="left"/>
+      <w:pPr>
+        <w:tabs>
+          <w:tab w:val="num" w:pos="6480"/>
+        </w:tabs>
+        <w:ind w:left="6480" w:hanging="360"/>
+      </w:pPr>
+      <w:rPr>
+        <w:rFonts w:ascii="Wingdings" w:hAnsi="Wingdings" w:hint="default"/>
+        <w:sz w:val="20"/>
+      </w:rPr>
+    </w:lvl>
+  </w:abstractNum>
+  <w:abstractNum w:abstractNumId="16" w15:restartNumberingAfterBreak="0">
+    <w:nsid w:val="57C62297"/>
+    <w:multiLevelType w:val="multilevel"/>
+    <w:tmpl w:val="9228A9C6"/>
+    <w:lvl w:ilvl="0">
+      <w:start w:val="1"/>
+      <w:numFmt w:val="bullet"/>
+      <w:lvlText w:val="o"/>
+      <w:lvlJc w:val="left"/>
+      <w:pPr>
+        <w:tabs>
+          <w:tab w:val="num" w:pos="1440"/>
+        </w:tabs>
+        <w:ind w:left="1440" w:hanging="360"/>
+      </w:pPr>
+      <w:rPr>
+        <w:rFonts w:ascii="Courier New" w:hAnsi="Courier New" w:cs="Courier New" w:hint="default"/>
+        <w:sz w:val="20"/>
+      </w:rPr>
+    </w:lvl>
+    <w:lvl w:ilvl="1" w:tentative="1">
+      <w:start w:val="1"/>
+      <w:numFmt w:val="bullet"/>
+      <w:lvlText w:val="o"/>
+      <w:lvlJc w:val="left"/>
+      <w:pPr>
+        <w:tabs>
+          <w:tab w:val="num" w:pos="2160"/>
+        </w:tabs>
+        <w:ind w:left="2160" w:hanging="360"/>
+      </w:pPr>
+      <w:rPr>
+        <w:rFonts w:ascii="Courier New" w:hAnsi="Courier New" w:hint="default"/>
+        <w:sz w:val="20"/>
+      </w:rPr>
+    </w:lvl>
+    <w:lvl w:ilvl="2" w:tentative="1">
+      <w:start w:val="1"/>
+      <w:numFmt w:val="bullet"/>
+      <w:lvlText w:val=""/>
+      <w:lvlJc w:val="left"/>
+      <w:pPr>
+        <w:tabs>
+          <w:tab w:val="num" w:pos="2880"/>
+        </w:tabs>
+        <w:ind w:left="2880" w:hanging="360"/>
+      </w:pPr>
+      <w:rPr>
+        <w:rFonts w:ascii="Wingdings" w:hAnsi="Wingdings" w:hint="default"/>
+        <w:sz w:val="20"/>
+      </w:rPr>
+    </w:lvl>
+    <w:lvl w:ilvl="3" w:tentative="1">
+      <w:start w:val="1"/>
+      <w:numFmt w:val="bullet"/>
+      <w:lvlText w:val=""/>
+      <w:lvlJc w:val="left"/>
+      <w:pPr>
+        <w:tabs>
+          <w:tab w:val="num" w:pos="3600"/>
+        </w:tabs>
+        <w:ind w:left="3600" w:hanging="360"/>
+      </w:pPr>
+      <w:rPr>
+        <w:rFonts w:ascii="Wingdings" w:hAnsi="Wingdings" w:hint="default"/>
+        <w:sz w:val="20"/>
+      </w:rPr>
+    </w:lvl>
+    <w:lvl w:ilvl="4" w:tentative="1">
+      <w:start w:val="1"/>
+      <w:numFmt w:val="bullet"/>
+      <w:lvlText w:val=""/>
+      <w:lvlJc w:val="left"/>
+      <w:pPr>
+        <w:tabs>
+          <w:tab w:val="num" w:pos="4320"/>
+        </w:tabs>
+        <w:ind w:left="4320" w:hanging="360"/>
+      </w:pPr>
+      <w:rPr>
+        <w:rFonts w:ascii="Wingdings" w:hAnsi="Wingdings" w:hint="default"/>
+        <w:sz w:val="20"/>
+      </w:rPr>
+    </w:lvl>
+    <w:lvl w:ilvl="5" w:tentative="1">
+      <w:start w:val="1"/>
+      <w:numFmt w:val="bullet"/>
+      <w:lvlText w:val=""/>
+      <w:lvlJc w:val="left"/>
+      <w:pPr>
+        <w:tabs>
+          <w:tab w:val="num" w:pos="5040"/>
+        </w:tabs>
+        <w:ind w:left="5040" w:hanging="360"/>
+      </w:pPr>
+      <w:rPr>
+        <w:rFonts w:ascii="Wingdings" w:hAnsi="Wingdings" w:hint="default"/>
+        <w:sz w:val="20"/>
+      </w:rPr>
+    </w:lvl>
+    <w:lvl w:ilvl="6" w:tentative="1">
+      <w:start w:val="1"/>
+      <w:numFmt w:val="bullet"/>
+      <w:lvlText w:val=""/>
+      <w:lvlJc w:val="left"/>
+      <w:pPr>
+        <w:tabs>
+          <w:tab w:val="num" w:pos="5760"/>
+        </w:tabs>
+        <w:ind w:left="5760" w:hanging="360"/>
+      </w:pPr>
+      <w:rPr>
+        <w:rFonts w:ascii="Wingdings" w:hAnsi="Wingdings" w:hint="default"/>
+        <w:sz w:val="20"/>
+      </w:rPr>
+    </w:lvl>
+    <w:lvl w:ilvl="7" w:tentative="1">
+      <w:start w:val="1"/>
+      <w:numFmt w:val="bullet"/>
+      <w:lvlText w:val=""/>
+      <w:lvlJc w:val="left"/>
+      <w:pPr>
+        <w:tabs>
+          <w:tab w:val="num" w:pos="6480"/>
+        </w:tabs>
+        <w:ind w:left="6480" w:hanging="360"/>
+      </w:pPr>
+      <w:rPr>
+        <w:rFonts w:ascii="Wingdings" w:hAnsi="Wingdings" w:hint="default"/>
+        <w:sz w:val="20"/>
+      </w:rPr>
+    </w:lvl>
+    <w:lvl w:ilvl="8" w:tentative="1">
+      <w:start w:val="1"/>
+      <w:numFmt w:val="bullet"/>
+      <w:lvlText w:val=""/>
+      <w:lvlJc w:val="left"/>
+      <w:pPr>
+        <w:tabs>
+          <w:tab w:val="num" w:pos="7200"/>
+        </w:tabs>
+        <w:ind w:left="7200" w:hanging="360"/>
+      </w:pPr>
+      <w:rPr>
+        <w:rFonts w:ascii="Wingdings" w:hAnsi="Wingdings" w:hint="default"/>
+        <w:sz w:val="20"/>
+      </w:rPr>
+    </w:lvl>
+  </w:abstractNum>
+  <w:abstractNum w:abstractNumId="17" w15:restartNumberingAfterBreak="0">
+    <w:nsid w:val="59473F11"/>
+    <w:multiLevelType w:val="multilevel"/>
+    <w:tmpl w:val="477815C8"/>
+    <w:lvl w:ilvl="0">
+      <w:start w:val="1"/>
+      <w:numFmt w:val="bullet"/>
+      <w:lvlText w:val=""/>
+      <w:lvlJc w:val="left"/>
+      <w:pPr>
+        <w:tabs>
+          <w:tab w:val="num" w:pos="720"/>
+        </w:tabs>
+        <w:ind w:left="720" w:hanging="360"/>
+      </w:pPr>
+      <w:rPr>
+        <w:rFonts w:ascii="Symbol" w:hAnsi="Symbol" w:hint="default"/>
+        <w:sz w:val="20"/>
+      </w:rPr>
+    </w:lvl>
+    <w:lvl w:ilvl="1" w:tentative="1">
+      <w:start w:val="1"/>
+      <w:numFmt w:val="bullet"/>
+      <w:lvlText w:val="o"/>
+      <w:lvlJc w:val="left"/>
+      <w:pPr>
+        <w:tabs>
+          <w:tab w:val="num" w:pos="1440"/>
+        </w:tabs>
+        <w:ind w:left="1440" w:hanging="360"/>
+      </w:pPr>
+      <w:rPr>
+        <w:rFonts w:ascii="Courier New" w:hAnsi="Courier New" w:hint="default"/>
+        <w:sz w:val="20"/>
+      </w:rPr>
+    </w:lvl>
+    <w:lvl w:ilvl="2" w:tentative="1">
+      <w:start w:val="1"/>
+      <w:numFmt w:val="bullet"/>
+      <w:lvlText w:val=""/>
+      <w:lvlJc w:val="left"/>
+      <w:pPr>
+        <w:tabs>
+          <w:tab w:val="num" w:pos="2160"/>
+        </w:tabs>
+        <w:ind w:left="2160" w:hanging="360"/>
+      </w:pPr>
+      <w:rPr>
+        <w:rFonts w:ascii="Wingdings" w:hAnsi="Wingdings" w:hint="default"/>
+        <w:sz w:val="20"/>
+      </w:rPr>
+    </w:lvl>
+    <w:lvl w:ilvl="3" w:tentative="1">
+      <w:start w:val="1"/>
+      <w:numFmt w:val="bullet"/>
+      <w:lvlText w:val=""/>
+      <w:lvlJc w:val="left"/>
+      <w:pPr>
+        <w:tabs>
+          <w:tab w:val="num" w:pos="2880"/>
+        </w:tabs>
+        <w:ind w:left="2880" w:hanging="360"/>
+      </w:pPr>
+      <w:rPr>
+        <w:rFonts w:ascii="Wingdings" w:hAnsi="Wingdings" w:hint="default"/>
+        <w:sz w:val="20"/>
+      </w:rPr>
+    </w:lvl>
+    <w:lvl w:ilvl="4" w:tentative="1">
+      <w:start w:val="1"/>
+      <w:numFmt w:val="bullet"/>
+      <w:lvlText w:val=""/>
+      <w:lvlJc w:val="left"/>
+      <w:pPr>
+        <w:tabs>
+          <w:tab w:val="num" w:pos="3600"/>
+        </w:tabs>
+        <w:ind w:left="3600" w:hanging="360"/>
+      </w:pPr>
+      <w:rPr>
+        <w:rFonts w:ascii="Wingdings" w:hAnsi="Wingdings" w:hint="default"/>
+        <w:sz w:val="20"/>
+      </w:rPr>
+    </w:lvl>
+    <w:lvl w:ilvl="5" w:tentative="1">
+      <w:start w:val="1"/>
+      <w:numFmt w:val="bullet"/>
+      <w:lvlText w:val=""/>
+      <w:lvlJc w:val="left"/>
+      <w:pPr>
+        <w:tabs>
+          <w:tab w:val="num" w:pos="4320"/>
+        </w:tabs>
+        <w:ind w:left="4320" w:hanging="360"/>
+      </w:pPr>
+      <w:rPr>
+        <w:rFonts w:ascii="Wingdings" w:hAnsi="Wingdings" w:hint="default"/>
+        <w:sz w:val="20"/>
+      </w:rPr>
+    </w:lvl>
+    <w:lvl w:ilvl="6" w:tentative="1">
+      <w:start w:val="1"/>
+      <w:numFmt w:val="bullet"/>
+      <w:lvlText w:val=""/>
+      <w:lvlJc w:val="left"/>
+      <w:pPr>
+        <w:tabs>
+          <w:tab w:val="num" w:pos="5040"/>
+        </w:tabs>
+        <w:ind w:left="5040" w:hanging="360"/>
+      </w:pPr>
+      <w:rPr>
+        <w:rFonts w:ascii="Wingdings" w:hAnsi="Wingdings" w:hint="default"/>
+        <w:sz w:val="20"/>
+      </w:rPr>
+    </w:lvl>
+    <w:lvl w:ilvl="7" w:tentative="1">
+      <w:start w:val="1"/>
+      <w:numFmt w:val="bullet"/>
+      <w:lvlText w:val=""/>
+      <w:lvlJc w:val="left"/>
+      <w:pPr>
+        <w:tabs>
+          <w:tab w:val="num" w:pos="5760"/>
+        </w:tabs>
+        <w:ind w:left="5760" w:hanging="360"/>
+      </w:pPr>
+      <w:rPr>
+        <w:rFonts w:ascii="Wingdings" w:hAnsi="Wingdings" w:hint="default"/>
+        <w:sz w:val="20"/>
+      </w:rPr>
+    </w:lvl>
+    <w:lvl w:ilvl="8" w:tentative="1">
+      <w:start w:val="1"/>
+      <w:numFmt w:val="bullet"/>
+      <w:lvlText w:val=""/>
+      <w:lvlJc w:val="left"/>
+      <w:pPr>
+        <w:tabs>
+          <w:tab w:val="num" w:pos="6480"/>
+        </w:tabs>
+        <w:ind w:left="6480" w:hanging="360"/>
+      </w:pPr>
+      <w:rPr>
+        <w:rFonts w:ascii="Wingdings" w:hAnsi="Wingdings" w:hint="default"/>
+        <w:sz w:val="20"/>
+      </w:rPr>
+    </w:lvl>
+  </w:abstractNum>
+  <w:abstractNum w:abstractNumId="18" w15:restartNumberingAfterBreak="0">
+    <w:nsid w:val="62CF68BC"/>
+    <w:multiLevelType w:val="multilevel"/>
+    <w:tmpl w:val="1242B060"/>
+    <w:lvl w:ilvl="0">
+      <w:start w:val="1"/>
+      <w:numFmt w:val="bullet"/>
+      <w:lvlText w:val=""/>
+      <w:lvlJc w:val="left"/>
+      <w:pPr>
+        <w:tabs>
+          <w:tab w:val="num" w:pos="1080"/>
+        </w:tabs>
+        <w:ind w:left="1080" w:hanging="360"/>
+      </w:pPr>
+      <w:rPr>
+        <w:rFonts w:ascii="Symbol" w:hAnsi="Symbol" w:hint="default"/>
+        <w:sz w:val="20"/>
+      </w:rPr>
+    </w:lvl>
+    <w:lvl w:ilvl="1" w:tentative="1">
+      <w:start w:val="1"/>
+      <w:numFmt w:val="bullet"/>
+      <w:lvlText w:val="o"/>
+      <w:lvlJc w:val="left"/>
+      <w:pPr>
+        <w:tabs>
+          <w:tab w:val="num" w:pos="1800"/>
+        </w:tabs>
+        <w:ind w:left="1800" w:hanging="360"/>
+      </w:pPr>
+      <w:rPr>
+        <w:rFonts w:ascii="Courier New" w:hAnsi="Courier New" w:hint="default"/>
+        <w:sz w:val="20"/>
+      </w:rPr>
+    </w:lvl>
+    <w:lvl w:ilvl="2" w:tentative="1">
+      <w:start w:val="1"/>
+      <w:numFmt w:val="bullet"/>
+      <w:lvlText w:val=""/>
+      <w:lvlJc w:val="left"/>
+      <w:pPr>
+        <w:tabs>
+          <w:tab w:val="num" w:pos="2520"/>
+        </w:tabs>
+        <w:ind w:left="2520" w:hanging="360"/>
+      </w:pPr>
+      <w:rPr>
+        <w:rFonts w:ascii="Wingdings" w:hAnsi="Wingdings" w:hint="default"/>
+        <w:sz w:val="20"/>
+      </w:rPr>
+    </w:lvl>
+    <w:lvl w:ilvl="3" w:tentative="1">
+      <w:start w:val="1"/>
+      <w:numFmt w:val="bullet"/>
+      <w:lvlText w:val=""/>
+      <w:lvlJc w:val="left"/>
+      <w:pPr>
+        <w:tabs>
+          <w:tab w:val="num" w:pos="3240"/>
+        </w:tabs>
+        <w:ind w:left="3240" w:hanging="360"/>
+      </w:pPr>
+      <w:rPr>
+        <w:rFonts w:ascii="Wingdings" w:hAnsi="Wingdings" w:hint="default"/>
+        <w:sz w:val="20"/>
+      </w:rPr>
+    </w:lvl>
+    <w:lvl w:ilvl="4" w:tentative="1">
+      <w:start w:val="1"/>
+      <w:numFmt w:val="bullet"/>
+      <w:lvlText w:val=""/>
+      <w:lvlJc w:val="left"/>
+      <w:pPr>
+        <w:tabs>
+          <w:tab w:val="num" w:pos="3960"/>
+        </w:tabs>
+        <w:ind w:left="3960" w:hanging="360"/>
+      </w:pPr>
+      <w:rPr>
+        <w:rFonts w:ascii="Wingdings" w:hAnsi="Wingdings" w:hint="default"/>
+        <w:sz w:val="20"/>
+      </w:rPr>
+    </w:lvl>
+    <w:lvl w:ilvl="5" w:tentative="1">
+      <w:start w:val="1"/>
+      <w:numFmt w:val="bullet"/>
+      <w:lvlText w:val=""/>
+      <w:lvlJc w:val="left"/>
+      <w:pPr>
+        <w:tabs>
+          <w:tab w:val="num" w:pos="4680"/>
+        </w:tabs>
+        <w:ind w:left="4680" w:hanging="360"/>
+      </w:pPr>
+      <w:rPr>
+        <w:rFonts w:ascii="Wingdings" w:hAnsi="Wingdings" w:hint="default"/>
+        <w:sz w:val="20"/>
+      </w:rPr>
+    </w:lvl>
+    <w:lvl w:ilvl="6" w:tentative="1">
+      <w:start w:val="1"/>
+      <w:numFmt w:val="bullet"/>
+      <w:lvlText w:val=""/>
+      <w:lvlJc w:val="left"/>
+      <w:pPr>
+        <w:tabs>
+          <w:tab w:val="num" w:pos="5400"/>
+        </w:tabs>
+        <w:ind w:left="5400" w:hanging="360"/>
+      </w:pPr>
+      <w:rPr>
+        <w:rFonts w:ascii="Wingdings" w:hAnsi="Wingdings" w:hint="default"/>
+        <w:sz w:val="20"/>
+      </w:rPr>
+    </w:lvl>
+    <w:lvl w:ilvl="7" w:tentative="1">
+      <w:start w:val="1"/>
+      <w:numFmt w:val="bullet"/>
+      <w:lvlText w:val=""/>
+      <w:lvlJc w:val="left"/>
+      <w:pPr>
+        <w:tabs>
+          <w:tab w:val="num" w:pos="6120"/>
+        </w:tabs>
+        <w:ind w:left="6120" w:hanging="360"/>
+      </w:pPr>
+      <w:rPr>
+        <w:rFonts w:ascii="Wingdings" w:hAnsi="Wingdings" w:hint="default"/>
+        <w:sz w:val="20"/>
+      </w:rPr>
+    </w:lvl>
+    <w:lvl w:ilvl="8" w:tentative="1">
+      <w:start w:val="1"/>
+      <w:numFmt w:val="bullet"/>
+      <w:lvlText w:val=""/>
+      <w:lvlJc w:val="left"/>
+      <w:pPr>
+        <w:tabs>
+          <w:tab w:val="num" w:pos="6840"/>
+        </w:tabs>
+        <w:ind w:left="6840" w:hanging="360"/>
+      </w:pPr>
+      <w:rPr>
+        <w:rFonts w:ascii="Wingdings" w:hAnsi="Wingdings" w:hint="default"/>
+        <w:sz w:val="20"/>
+      </w:rPr>
+    </w:lvl>
+  </w:abstractNum>
+  <w:abstractNum w:abstractNumId="19" w15:restartNumberingAfterBreak="0">
+    <w:nsid w:val="6A77315C"/>
+    <w:multiLevelType w:val="multilevel"/>
+    <w:tmpl w:val="C8CE2C1A"/>
+    <w:lvl w:ilvl="0">
+      <w:start w:val="1"/>
+      <w:numFmt w:val="bullet"/>
+      <w:lvlText w:val=""/>
+      <w:lvlJc w:val="left"/>
+      <w:pPr>
+        <w:tabs>
+          <w:tab w:val="num" w:pos="720"/>
+        </w:tabs>
+        <w:ind w:left="720" w:hanging="360"/>
+      </w:pPr>
+      <w:rPr>
+        <w:rFonts w:ascii="Symbol" w:hAnsi="Symbol" w:hint="default"/>
+        <w:sz w:val="20"/>
+      </w:rPr>
+    </w:lvl>
+    <w:lvl w:ilvl="1" w:tentative="1">
+      <w:start w:val="1"/>
+      <w:numFmt w:val="bullet"/>
+      <w:lvlText w:val="o"/>
+      <w:lvlJc w:val="left"/>
+      <w:pPr>
+        <w:tabs>
+          <w:tab w:val="num" w:pos="1440"/>
+        </w:tabs>
+        <w:ind w:left="1440" w:hanging="360"/>
+      </w:pPr>
+      <w:rPr>
+        <w:rFonts w:ascii="Courier New" w:hAnsi="Courier New" w:hint="default"/>
+        <w:sz w:val="20"/>
+      </w:rPr>
+    </w:lvl>
+    <w:lvl w:ilvl="2" w:tentative="1">
+      <w:start w:val="1"/>
+      <w:numFmt w:val="bullet"/>
+      <w:lvlText w:val=""/>
+      <w:lvlJc w:val="left"/>
+      <w:pPr>
+        <w:tabs>
+          <w:tab w:val="num" w:pos="2160"/>
+        </w:tabs>
+        <w:ind w:left="2160" w:hanging="360"/>
+      </w:pPr>
+      <w:rPr>
+        <w:rFonts w:ascii="Wingdings" w:hAnsi="Wingdings" w:hint="default"/>
+        <w:sz w:val="20"/>
+      </w:rPr>
+    </w:lvl>
+    <w:lvl w:ilvl="3" w:tentative="1">
+      <w:start w:val="1"/>
+      <w:numFmt w:val="bullet"/>
+      <w:lvlText w:val=""/>
+      <w:lvlJc w:val="left"/>
+      <w:pPr>
+        <w:tabs>
+          <w:tab w:val="num" w:pos="2880"/>
+        </w:tabs>
+        <w:ind w:left="2880" w:hanging="360"/>
+      </w:pPr>
+      <w:rPr>
+        <w:rFonts w:ascii="Wingdings" w:hAnsi="Wingdings" w:hint="default"/>
+        <w:sz w:val="20"/>
+      </w:rPr>
+    </w:lvl>
+    <w:lvl w:ilvl="4" w:tentative="1">
+      <w:start w:val="1"/>
+      <w:numFmt w:val="bullet"/>
+      <w:lvlText w:val=""/>
+      <w:lvlJc w:val="left"/>
+      <w:pPr>
+        <w:tabs>
+          <w:tab w:val="num" w:pos="3600"/>
+        </w:tabs>
+        <w:ind w:left="3600" w:hanging="360"/>
+      </w:pPr>
+      <w:rPr>
+        <w:rFonts w:ascii="Wingdings" w:hAnsi="Wingdings" w:hint="default"/>
+        <w:sz w:val="20"/>
+      </w:rPr>
+    </w:lvl>
+    <w:lvl w:ilvl="5" w:tentative="1">
+      <w:start w:val="1"/>
+      <w:numFmt w:val="bullet"/>
+      <w:lvlText w:val=""/>
+      <w:lvlJc w:val="left"/>
+      <w:pPr>
+        <w:tabs>
+          <w:tab w:val="num" w:pos="4320"/>
+        </w:tabs>
+        <w:ind w:left="4320" w:hanging="360"/>
+      </w:pPr>
+      <w:rPr>
+        <w:rFonts w:ascii="Wingdings" w:hAnsi="Wingdings" w:hint="default"/>
+        <w:sz w:val="20"/>
+      </w:rPr>
+    </w:lvl>
+    <w:lvl w:ilvl="6" w:tentative="1">
+      <w:start w:val="1"/>
+      <w:numFmt w:val="bullet"/>
+      <w:lvlText w:val=""/>
+      <w:lvlJc w:val="left"/>
+      <w:pPr>
+        <w:tabs>
+          <w:tab w:val="num" w:pos="5040"/>
+        </w:tabs>
+        <w:ind w:left="5040" w:hanging="360"/>
+      </w:pPr>
+      <w:rPr>
+        <w:rFonts w:ascii="Wingdings" w:hAnsi="Wingdings" w:hint="default"/>
+        <w:sz w:val="20"/>
+      </w:rPr>
+    </w:lvl>
+    <w:lvl w:ilvl="7" w:tentative="1">
+      <w:start w:val="1"/>
+      <w:numFmt w:val="bullet"/>
+      <w:lvlText w:val=""/>
+      <w:lvlJc w:val="left"/>
+      <w:pPr>
+        <w:tabs>
+          <w:tab w:val="num" w:pos="5760"/>
+        </w:tabs>
+        <w:ind w:left="5760" w:hanging="360"/>
+      </w:pPr>
+      <w:rPr>
+        <w:rFonts w:ascii="Wingdings" w:hAnsi="Wingdings" w:hint="default"/>
+        <w:sz w:val="20"/>
+      </w:rPr>
+    </w:lvl>
+    <w:lvl w:ilvl="8" w:tentative="1">
+      <w:start w:val="1"/>
+      <w:numFmt w:val="bullet"/>
+      <w:lvlText w:val=""/>
+      <w:lvlJc w:val="left"/>
+      <w:pPr>
+        <w:tabs>
+          <w:tab w:val="num" w:pos="6480"/>
+        </w:tabs>
+        <w:ind w:left="6480" w:hanging="360"/>
+      </w:pPr>
+      <w:rPr>
+        <w:rFonts w:ascii="Wingdings" w:hAnsi="Wingdings" w:hint="default"/>
+        <w:sz w:val="20"/>
+      </w:rPr>
+    </w:lvl>
+  </w:abstractNum>
+  <w:abstractNum w:abstractNumId="20" w15:restartNumberingAfterBreak="0">
     <w:nsid w:val="6F501917"/>
     <w:multiLevelType w:val="hybridMultilevel"/>
     <w:tmpl w:val="69323F48"/>
@@ -1370,7 +4301,7 @@
       </w:pPr>
     </w:lvl>
   </w:abstractNum>
-  <w:abstractNum w:abstractNumId="5" w15:restartNumberingAfterBreak="0">
+  <w:abstractNum w:abstractNumId="21" w15:restartNumberingAfterBreak="0">
     <w:nsid w:val="731D6217"/>
     <w:multiLevelType w:val="hybridMultilevel"/>
     <w:tmpl w:val="B1F45B50"/>
@@ -1483,23 +4414,343 @@
       </w:rPr>
     </w:lvl>
   </w:abstractNum>
+  <w:abstractNum w:abstractNumId="22" w15:restartNumberingAfterBreak="0">
+    <w:nsid w:val="75505EF9"/>
+    <w:multiLevelType w:val="multilevel"/>
+    <w:tmpl w:val="96D85080"/>
+    <w:lvl w:ilvl="0">
+      <w:start w:val="1"/>
+      <w:numFmt w:val="bullet"/>
+      <w:lvlText w:val=""/>
+      <w:lvlJc w:val="left"/>
+      <w:pPr>
+        <w:tabs>
+          <w:tab w:val="num" w:pos="720"/>
+        </w:tabs>
+        <w:ind w:left="720" w:hanging="360"/>
+      </w:pPr>
+      <w:rPr>
+        <w:rFonts w:ascii="Symbol" w:hAnsi="Symbol" w:hint="default"/>
+        <w:sz w:val="20"/>
+      </w:rPr>
+    </w:lvl>
+    <w:lvl w:ilvl="1" w:tentative="1">
+      <w:start w:val="1"/>
+      <w:numFmt w:val="bullet"/>
+      <w:lvlText w:val="o"/>
+      <w:lvlJc w:val="left"/>
+      <w:pPr>
+        <w:tabs>
+          <w:tab w:val="num" w:pos="1440"/>
+        </w:tabs>
+        <w:ind w:left="1440" w:hanging="360"/>
+      </w:pPr>
+      <w:rPr>
+        <w:rFonts w:ascii="Courier New" w:hAnsi="Courier New" w:hint="default"/>
+        <w:sz w:val="20"/>
+      </w:rPr>
+    </w:lvl>
+    <w:lvl w:ilvl="2" w:tentative="1">
+      <w:start w:val="1"/>
+      <w:numFmt w:val="bullet"/>
+      <w:lvlText w:val=""/>
+      <w:lvlJc w:val="left"/>
+      <w:pPr>
+        <w:tabs>
+          <w:tab w:val="num" w:pos="2160"/>
+        </w:tabs>
+        <w:ind w:left="2160" w:hanging="360"/>
+      </w:pPr>
+      <w:rPr>
+        <w:rFonts w:ascii="Wingdings" w:hAnsi="Wingdings" w:hint="default"/>
+        <w:sz w:val="20"/>
+      </w:rPr>
+    </w:lvl>
+    <w:lvl w:ilvl="3" w:tentative="1">
+      <w:start w:val="1"/>
+      <w:numFmt w:val="bullet"/>
+      <w:lvlText w:val=""/>
+      <w:lvlJc w:val="left"/>
+      <w:pPr>
+        <w:tabs>
+          <w:tab w:val="num" w:pos="2880"/>
+        </w:tabs>
+        <w:ind w:left="2880" w:hanging="360"/>
+      </w:pPr>
+      <w:rPr>
+        <w:rFonts w:ascii="Wingdings" w:hAnsi="Wingdings" w:hint="default"/>
+        <w:sz w:val="20"/>
+      </w:rPr>
+    </w:lvl>
+    <w:lvl w:ilvl="4" w:tentative="1">
+      <w:start w:val="1"/>
+      <w:numFmt w:val="bullet"/>
+      <w:lvlText w:val=""/>
+      <w:lvlJc w:val="left"/>
+      <w:pPr>
+        <w:tabs>
+          <w:tab w:val="num" w:pos="3600"/>
+        </w:tabs>
+        <w:ind w:left="3600" w:hanging="360"/>
+      </w:pPr>
+      <w:rPr>
+        <w:rFonts w:ascii="Wingdings" w:hAnsi="Wingdings" w:hint="default"/>
+        <w:sz w:val="20"/>
+      </w:rPr>
+    </w:lvl>
+    <w:lvl w:ilvl="5" w:tentative="1">
+      <w:start w:val="1"/>
+      <w:numFmt w:val="bullet"/>
+      <w:lvlText w:val=""/>
+      <w:lvlJc w:val="left"/>
+      <w:pPr>
+        <w:tabs>
+          <w:tab w:val="num" w:pos="4320"/>
+        </w:tabs>
+        <w:ind w:left="4320" w:hanging="360"/>
+      </w:pPr>
+      <w:rPr>
+        <w:rFonts w:ascii="Wingdings" w:hAnsi="Wingdings" w:hint="default"/>
+        <w:sz w:val="20"/>
+      </w:rPr>
+    </w:lvl>
+    <w:lvl w:ilvl="6" w:tentative="1">
+      <w:start w:val="1"/>
+      <w:numFmt w:val="bullet"/>
+      <w:lvlText w:val=""/>
+      <w:lvlJc w:val="left"/>
+      <w:pPr>
+        <w:tabs>
+          <w:tab w:val="num" w:pos="5040"/>
+        </w:tabs>
+        <w:ind w:left="5040" w:hanging="360"/>
+      </w:pPr>
+      <w:rPr>
+        <w:rFonts w:ascii="Wingdings" w:hAnsi="Wingdings" w:hint="default"/>
+        <w:sz w:val="20"/>
+      </w:rPr>
+    </w:lvl>
+    <w:lvl w:ilvl="7" w:tentative="1">
+      <w:start w:val="1"/>
+      <w:numFmt w:val="bullet"/>
+      <w:lvlText w:val=""/>
+      <w:lvlJc w:val="left"/>
+      <w:pPr>
+        <w:tabs>
+          <w:tab w:val="num" w:pos="5760"/>
+        </w:tabs>
+        <w:ind w:left="5760" w:hanging="360"/>
+      </w:pPr>
+      <w:rPr>
+        <w:rFonts w:ascii="Wingdings" w:hAnsi="Wingdings" w:hint="default"/>
+        <w:sz w:val="20"/>
+      </w:rPr>
+    </w:lvl>
+    <w:lvl w:ilvl="8" w:tentative="1">
+      <w:start w:val="1"/>
+      <w:numFmt w:val="bullet"/>
+      <w:lvlText w:val=""/>
+      <w:lvlJc w:val="left"/>
+      <w:pPr>
+        <w:tabs>
+          <w:tab w:val="num" w:pos="6480"/>
+        </w:tabs>
+        <w:ind w:left="6480" w:hanging="360"/>
+      </w:pPr>
+      <w:rPr>
+        <w:rFonts w:ascii="Wingdings" w:hAnsi="Wingdings" w:hint="default"/>
+        <w:sz w:val="20"/>
+      </w:rPr>
+    </w:lvl>
+  </w:abstractNum>
   <w:num w:numId="1" w16cid:durableId="76563330">
+    <w:abstractNumId w:val="14"/>
+  </w:num>
+  <w:num w:numId="2" w16cid:durableId="318340213">
+    <w:abstractNumId w:val="20"/>
+  </w:num>
+  <w:num w:numId="3" w16cid:durableId="989477558">
     <w:abstractNumId w:val="3"/>
   </w:num>
-  <w:num w:numId="2" w16cid:durableId="318340213">
-    <w:abstractNumId w:val="4"/>
-  </w:num>
-  <w:num w:numId="3" w16cid:durableId="989477558">
-    <w:abstractNumId w:val="1"/>
-  </w:num>
   <w:num w:numId="4" w16cid:durableId="1545212651">
-    <w:abstractNumId w:val="5"/>
+    <w:abstractNumId w:val="21"/>
   </w:num>
   <w:num w:numId="5" w16cid:durableId="909459488">
-    <w:abstractNumId w:val="2"/>
+    <w:abstractNumId w:val="10"/>
   </w:num>
   <w:num w:numId="6" w16cid:durableId="1424259914">
     <w:abstractNumId w:val="0"/>
+  </w:num>
+  <w:num w:numId="7" w16cid:durableId="1403218892">
+    <w:abstractNumId w:val="2"/>
+  </w:num>
+  <w:num w:numId="8" w16cid:durableId="256863259">
+    <w:abstractNumId w:val="1"/>
+  </w:num>
+  <w:num w:numId="9" w16cid:durableId="1755086387">
+    <w:abstractNumId w:val="4"/>
+  </w:num>
+  <w:num w:numId="10" w16cid:durableId="2008747693">
+    <w:abstractNumId w:val="7"/>
+  </w:num>
+  <w:num w:numId="11" w16cid:durableId="530343533">
+    <w:abstractNumId w:val="9"/>
+  </w:num>
+  <w:num w:numId="12" w16cid:durableId="2142186546">
+    <w:abstractNumId w:val="9"/>
+    <w:lvlOverride w:ilvl="1">
+      <w:lvl w:ilvl="1">
+        <w:numFmt w:val="bullet"/>
+        <w:lvlText w:val=""/>
+        <w:lvlJc w:val="left"/>
+        <w:pPr>
+          <w:tabs>
+            <w:tab w:val="num" w:pos="1440"/>
+          </w:tabs>
+          <w:ind w:left="1440" w:hanging="360"/>
+        </w:pPr>
+        <w:rPr>
+          <w:rFonts w:ascii="Symbol" w:hAnsi="Symbol" w:hint="default"/>
+          <w:sz w:val="20"/>
+        </w:rPr>
+      </w:lvl>
+    </w:lvlOverride>
+  </w:num>
+  <w:num w:numId="13" w16cid:durableId="1978030076">
+    <w:abstractNumId w:val="9"/>
+    <w:lvlOverride w:ilvl="1">
+      <w:lvl w:ilvl="1">
+        <w:numFmt w:val="bullet"/>
+        <w:lvlText w:val=""/>
+        <w:lvlJc w:val="left"/>
+        <w:pPr>
+          <w:tabs>
+            <w:tab w:val="num" w:pos="1440"/>
+          </w:tabs>
+          <w:ind w:left="1440" w:hanging="360"/>
+        </w:pPr>
+        <w:rPr>
+          <w:rFonts w:ascii="Symbol" w:hAnsi="Symbol" w:hint="default"/>
+          <w:sz w:val="20"/>
+        </w:rPr>
+      </w:lvl>
+    </w:lvlOverride>
+  </w:num>
+  <w:num w:numId="14" w16cid:durableId="1415543824">
+    <w:abstractNumId w:val="9"/>
+    <w:lvlOverride w:ilvl="1">
+      <w:lvl w:ilvl="1">
+        <w:numFmt w:val="bullet"/>
+        <w:lvlText w:val=""/>
+        <w:lvlJc w:val="left"/>
+        <w:pPr>
+          <w:tabs>
+            <w:tab w:val="num" w:pos="1440"/>
+          </w:tabs>
+          <w:ind w:left="1440" w:hanging="360"/>
+        </w:pPr>
+        <w:rPr>
+          <w:rFonts w:ascii="Symbol" w:hAnsi="Symbol" w:hint="default"/>
+          <w:sz w:val="20"/>
+        </w:rPr>
+      </w:lvl>
+    </w:lvlOverride>
+  </w:num>
+  <w:num w:numId="15" w16cid:durableId="461730688">
+    <w:abstractNumId w:val="9"/>
+    <w:lvlOverride w:ilvl="1">
+      <w:lvl w:ilvl="1">
+        <w:numFmt w:val="bullet"/>
+        <w:lvlText w:val=""/>
+        <w:lvlJc w:val="left"/>
+        <w:pPr>
+          <w:tabs>
+            <w:tab w:val="num" w:pos="1440"/>
+          </w:tabs>
+          <w:ind w:left="1440" w:hanging="360"/>
+        </w:pPr>
+        <w:rPr>
+          <w:rFonts w:ascii="Symbol" w:hAnsi="Symbol" w:hint="default"/>
+          <w:sz w:val="20"/>
+        </w:rPr>
+      </w:lvl>
+    </w:lvlOverride>
+  </w:num>
+  <w:num w:numId="16" w16cid:durableId="283848566">
+    <w:abstractNumId w:val="9"/>
+    <w:lvlOverride w:ilvl="1">
+      <w:lvl w:ilvl="1">
+        <w:numFmt w:val="bullet"/>
+        <w:lvlText w:val=""/>
+        <w:lvlJc w:val="left"/>
+        <w:pPr>
+          <w:tabs>
+            <w:tab w:val="num" w:pos="1440"/>
+          </w:tabs>
+          <w:ind w:left="1440" w:hanging="360"/>
+        </w:pPr>
+        <w:rPr>
+          <w:rFonts w:ascii="Symbol" w:hAnsi="Symbol" w:hint="default"/>
+          <w:sz w:val="20"/>
+        </w:rPr>
+      </w:lvl>
+    </w:lvlOverride>
+  </w:num>
+  <w:num w:numId="17" w16cid:durableId="143930288">
+    <w:abstractNumId w:val="9"/>
+    <w:lvlOverride w:ilvl="1">
+      <w:lvl w:ilvl="1">
+        <w:numFmt w:val="bullet"/>
+        <w:lvlText w:val=""/>
+        <w:lvlJc w:val="left"/>
+        <w:pPr>
+          <w:tabs>
+            <w:tab w:val="num" w:pos="1440"/>
+          </w:tabs>
+          <w:ind w:left="1440" w:hanging="360"/>
+        </w:pPr>
+        <w:rPr>
+          <w:rFonts w:ascii="Symbol" w:hAnsi="Symbol" w:hint="default"/>
+          <w:sz w:val="20"/>
+        </w:rPr>
+      </w:lvl>
+    </w:lvlOverride>
+  </w:num>
+  <w:num w:numId="18" w16cid:durableId="952399294">
+    <w:abstractNumId w:val="12"/>
+  </w:num>
+  <w:num w:numId="19" w16cid:durableId="189997340">
+    <w:abstractNumId w:val="17"/>
+  </w:num>
+  <w:num w:numId="20" w16cid:durableId="1700858782">
+    <w:abstractNumId w:val="15"/>
+  </w:num>
+  <w:num w:numId="21" w16cid:durableId="654602433">
+    <w:abstractNumId w:val="19"/>
+  </w:num>
+  <w:num w:numId="22" w16cid:durableId="1372653716">
+    <w:abstractNumId w:val="22"/>
+  </w:num>
+  <w:num w:numId="23" w16cid:durableId="917636213">
+    <w:abstractNumId w:val="13"/>
+  </w:num>
+  <w:num w:numId="24" w16cid:durableId="826481733">
+    <w:abstractNumId w:val="6"/>
+  </w:num>
+  <w:num w:numId="25" w16cid:durableId="862011445">
+    <w:abstractNumId w:val="8"/>
+  </w:num>
+  <w:num w:numId="26" w16cid:durableId="601230094">
+    <w:abstractNumId w:val="16"/>
+  </w:num>
+  <w:num w:numId="27" w16cid:durableId="1207914566">
+    <w:abstractNumId w:val="18"/>
+  </w:num>
+  <w:num w:numId="28" w16cid:durableId="1405644642">
+    <w:abstractNumId w:val="11"/>
+  </w:num>
+  <w:num w:numId="29" w16cid:durableId="1876497908">
+    <w:abstractNumId w:val="5"/>
   </w:num>
 </w:numbering>
 </file>
@@ -1942,6 +5193,24 @@
       <w:contextualSpacing/>
     </w:pPr>
   </w:style>
+  <w:style w:type="paragraph" w:styleId="NormalWeb">
+    <w:name w:val="Normal (Web)"/>
+    <w:basedOn w:val="Normal"/>
+    <w:uiPriority w:val="99"/>
+    <w:semiHidden/>
+    <w:unhideWhenUsed/>
+    <w:rsid w:val="00216168"/>
+    <w:pPr>
+      <w:spacing w:before="100" w:beforeAutospacing="1" w:after="100" w:afterAutospacing="1" w:line="240" w:lineRule="auto"/>
+    </w:pPr>
+    <w:rPr>
+      <w:rFonts w:ascii="Times New Roman" w:eastAsia="Times New Roman" w:hAnsi="Times New Roman" w:cs="Times New Roman"/>
+      <w:kern w:val="0"/>
+      <w:sz w:val="24"/>
+      <w:szCs w:val="24"/>
+      <w14:ligatures w14:val="none"/>
+    </w:rPr>
+  </w:style>
 </w:styles>
 </file>
 
